--- a/link_eshopworld/Documentation/eShopWorld_Global_Returns_Integration.docx
+++ b/link_eshopworld/Documentation/eShopWorld_Global_Returns_Integration.docx
@@ -91,7 +91,7 @@
                                     <w:sz w:val="20"/>
                                     <w:szCs w:val="20"/>
                                   </w:rPr>
-                                  <w:t>8</w:t>
+                                  <w:t>9</w:t>
                                 </w:r>
                               </w:p>
                               <w:p>
@@ -123,7 +123,14 @@
                                     <w:sz w:val="20"/>
                                     <w:szCs w:val="20"/>
                                   </w:rPr>
-                                  <w:t xml:space="preserve">September </w:t>
+                                  <w:t>October</w:t>
+                                </w:r>
+                                <w:r>
+                                  <w:rPr>
+                                    <w:sz w:val="20"/>
+                                    <w:szCs w:val="20"/>
+                                  </w:rPr>
+                                  <w:t xml:space="preserve"> </w:t>
                                 </w:r>
                                 <w:r>
                                   <w:rPr>
@@ -226,7 +233,7 @@
                               <w:sz w:val="20"/>
                               <w:szCs w:val="20"/>
                             </w:rPr>
-                            <w:t>8</w:t>
+                            <w:t>9</w:t>
                           </w:r>
                         </w:p>
                         <w:p>
@@ -258,7 +265,14 @@
                               <w:sz w:val="20"/>
                               <w:szCs w:val="20"/>
                             </w:rPr>
-                            <w:t xml:space="preserve">September </w:t>
+                            <w:t>October</w:t>
+                          </w:r>
+                          <w:r>
+                            <w:rPr>
+                              <w:sz w:val="20"/>
+                              <w:szCs w:val="20"/>
+                            </w:rPr>
+                            <w:t xml:space="preserve"> </w:t>
                           </w:r>
                           <w:r>
                             <w:rPr>

--- a/link_eshopworld/Documentation/eShopWorld_Global_Returns_Integration.docx
+++ b/link_eshopworld/Documentation/eShopWorld_Global_Returns_Integration.docx
@@ -84,14 +84,14 @@
                                     <w:sz w:val="20"/>
                                     <w:szCs w:val="20"/>
                                   </w:rPr>
-                                  <w:t>: 4.</w:t>
+                                  <w:t xml:space="preserve">: </w:t>
                                 </w:r>
                                 <w:r>
                                   <w:rPr>
                                     <w:sz w:val="20"/>
                                     <w:szCs w:val="20"/>
                                   </w:rPr>
-                                  <w:t>9</w:t>
+                                  <w:t>5.0.0</w:t>
                                 </w:r>
                               </w:p>
                               <w:p>
@@ -123,7 +123,7 @@
                                     <w:sz w:val="20"/>
                                     <w:szCs w:val="20"/>
                                   </w:rPr>
-                                  <w:t>October</w:t>
+                                  <w:t>February</w:t>
                                 </w:r>
                                 <w:r>
                                   <w:rPr>
@@ -137,7 +137,14 @@
                                     <w:sz w:val="20"/>
                                     <w:szCs w:val="20"/>
                                   </w:rPr>
-                                  <w:t>2025</w:t>
+                                  <w:t>202</w:t>
+                                </w:r>
+                                <w:r>
+                                  <w:rPr>
+                                    <w:sz w:val="20"/>
+                                    <w:szCs w:val="20"/>
+                                  </w:rPr>
+                                  <w:t>6</w:t>
                                 </w:r>
                               </w:p>
                               <w:p>
@@ -159,7 +166,7 @@
                                   <w:rPr>
                                     <w:rStyle w:val="span"/>
                                   </w:rPr>
-                                  <w:t>5</w:t>
+                                  <w:t>6</w:t>
                                 </w:r>
                                 <w:r>
                                   <w:rPr>
@@ -226,14 +233,14 @@
                               <w:sz w:val="20"/>
                               <w:szCs w:val="20"/>
                             </w:rPr>
-                            <w:t>: 4.</w:t>
+                            <w:t xml:space="preserve">: </w:t>
                           </w:r>
                           <w:r>
                             <w:rPr>
                               <w:sz w:val="20"/>
                               <w:szCs w:val="20"/>
                             </w:rPr>
-                            <w:t>9</w:t>
+                            <w:t>5.0.0</w:t>
                           </w:r>
                         </w:p>
                         <w:p>
@@ -265,7 +272,7 @@
                               <w:sz w:val="20"/>
                               <w:szCs w:val="20"/>
                             </w:rPr>
-                            <w:t>October</w:t>
+                            <w:t>February</w:t>
                           </w:r>
                           <w:r>
                             <w:rPr>
@@ -279,7 +286,14 @@
                               <w:sz w:val="20"/>
                               <w:szCs w:val="20"/>
                             </w:rPr>
-                            <w:t>2025</w:t>
+                            <w:t>202</w:t>
+                          </w:r>
+                          <w:r>
+                            <w:rPr>
+                              <w:sz w:val="20"/>
+                              <w:szCs w:val="20"/>
+                            </w:rPr>
+                            <w:t>6</w:t>
                           </w:r>
                         </w:p>
                         <w:p>
@@ -301,7 +315,7 @@
                             <w:rPr>
                               <w:rStyle w:val="span"/>
                             </w:rPr>
-                            <w:t>5</w:t>
+                            <w:t>6</w:t>
                           </w:r>
                           <w:r>
                             <w:rPr>
@@ -10230,6 +10244,7 @@
   <w:style w:type="character" w:default="1" w:styleId="DefaultParagraphFont">
     <w:name w:val="Default Paragraph Font"/>
     <w:uiPriority w:val="1"/>
+    <w:semiHidden/>
     <w:unhideWhenUsed/>
   </w:style>
   <w:style w:type="table" w:default="1" w:styleId="TableNormal">

--- a/link_eshopworld/Documentation/eShopWorld_Global_Returns_Integration.docx
+++ b/link_eshopworld/Documentation/eShopWorld_Global_Returns_Integration.docx
@@ -84,21 +84,14 @@
                                     <w:sz w:val="20"/>
                                     <w:szCs w:val="20"/>
                                   </w:rPr>
-                                  <w:t>: 4.</w:t>
+                                  <w:t xml:space="preserve">: </w:t>
                                 </w:r>
                                 <w:r>
                                   <w:rPr>
                                     <w:sz w:val="20"/>
                                     <w:szCs w:val="20"/>
                                   </w:rPr>
-                                  <w:t>7</w:t>
-                                </w:r>
-                                <w:r>
-                                  <w:rPr>
-                                    <w:sz w:val="20"/>
-                                    <w:szCs w:val="20"/>
-                                  </w:rPr>
-                                  <w:t>.1</w:t>
+                                  <w:t>5.0.0</w:t>
                                 </w:r>
                               </w:p>
                               <w:p>
@@ -130,14 +123,28 @@
                                     <w:sz w:val="20"/>
                                     <w:szCs w:val="20"/>
                                   </w:rPr>
-                                  <w:t>July</w:t>
+                                  <w:t>February</w:t>
                                 </w:r>
                                 <w:r>
                                   <w:rPr>
                                     <w:sz w:val="20"/>
                                     <w:szCs w:val="20"/>
                                   </w:rPr>
-                                  <w:t xml:space="preserve"> 2025</w:t>
+                                  <w:t xml:space="preserve"> </w:t>
+                                </w:r>
+                                <w:r>
+                                  <w:rPr>
+                                    <w:sz w:val="20"/>
+                                    <w:szCs w:val="20"/>
+                                  </w:rPr>
+                                  <w:t>202</w:t>
+                                </w:r>
+                                <w:r>
+                                  <w:rPr>
+                                    <w:sz w:val="20"/>
+                                    <w:szCs w:val="20"/>
+                                  </w:rPr>
+                                  <w:t>6</w:t>
                                 </w:r>
                               </w:p>
                               <w:p>
@@ -159,7 +166,7 @@
                                   <w:rPr>
                                     <w:rStyle w:val="span"/>
                                   </w:rPr>
-                                  <w:t>5</w:t>
+                                  <w:t>6</w:t>
                                 </w:r>
                                 <w:r>
                                   <w:rPr>
@@ -226,21 +233,14 @@
                               <w:sz w:val="20"/>
                               <w:szCs w:val="20"/>
                             </w:rPr>
-                            <w:t>: 4.</w:t>
+                            <w:t xml:space="preserve">: </w:t>
                           </w:r>
                           <w:r>
                             <w:rPr>
                               <w:sz w:val="20"/>
                               <w:szCs w:val="20"/>
                             </w:rPr>
-                            <w:t>7</w:t>
-                          </w:r>
-                          <w:r>
-                            <w:rPr>
-                              <w:sz w:val="20"/>
-                              <w:szCs w:val="20"/>
-                            </w:rPr>
-                            <w:t>.1</w:t>
+                            <w:t>5.0.0</w:t>
                           </w:r>
                         </w:p>
                         <w:p>
@@ -272,14 +272,28 @@
                               <w:sz w:val="20"/>
                               <w:szCs w:val="20"/>
                             </w:rPr>
-                            <w:t>July</w:t>
+                            <w:t>February</w:t>
                           </w:r>
                           <w:r>
                             <w:rPr>
                               <w:sz w:val="20"/>
                               <w:szCs w:val="20"/>
                             </w:rPr>
-                            <w:t xml:space="preserve"> 2025</w:t>
+                            <w:t xml:space="preserve"> </w:t>
+                          </w:r>
+                          <w:r>
+                            <w:rPr>
+                              <w:sz w:val="20"/>
+                              <w:szCs w:val="20"/>
+                            </w:rPr>
+                            <w:t>202</w:t>
+                          </w:r>
+                          <w:r>
+                            <w:rPr>
+                              <w:sz w:val="20"/>
+                              <w:szCs w:val="20"/>
+                            </w:rPr>
+                            <w:t>6</w:t>
                           </w:r>
                         </w:p>
                         <w:p>
@@ -301,7 +315,7 @@
                             <w:rPr>
                               <w:rStyle w:val="span"/>
                             </w:rPr>
-                            <w:t>5</w:t>
+                            <w:t>6</w:t>
                           </w:r>
                           <w:r>
                             <w:rPr>
@@ -1028,9 +1042,8 @@
               <w:rFonts w:asciiTheme="minorHAnsi" w:eastAsiaTheme="minorEastAsia" w:hAnsiTheme="minorHAnsi" w:cstheme="minorBidi"/>
               <w:noProof/>
               <w:kern w:val="2"/>
-              <w:sz w:val="22"/>
-              <w:szCs w:val="22"/>
-              <w:lang w:val="en-PK" w:eastAsia="en-PK"/>
+              <w:sz w:val="24"/>
+              <w:szCs w:val="24"/>
               <w14:ligatures w14:val="standardContextual"/>
             </w:rPr>
           </w:pPr>
@@ -1054,7 +1067,7 @@
             </w:rPr>
             <w:fldChar w:fldCharType="separate"/>
           </w:r>
-          <w:hyperlink w:anchor="_Toc160574312" w:history="1">
+          <w:hyperlink w:anchor="_Toc204798771" w:history="1">
             <w:r>
               <w:rPr>
                 <w:rStyle w:val="Hyperlink"/>
@@ -1070,9 +1083,8 @@
                 <w:rFonts w:asciiTheme="minorHAnsi" w:eastAsiaTheme="minorEastAsia" w:hAnsiTheme="minorHAnsi" w:cstheme="minorBidi"/>
                 <w:noProof/>
                 <w:kern w:val="2"/>
-                <w:sz w:val="22"/>
-                <w:szCs w:val="22"/>
-                <w:lang w:val="en-PK" w:eastAsia="en-PK"/>
+                <w:sz w:val="24"/>
+                <w:szCs w:val="24"/>
                 <w14:ligatures w14:val="standardContextual"/>
               </w:rPr>
               <w:tab/>
@@ -1106,7 +1118,7 @@
                 <w:noProof/>
                 <w:webHidden/>
               </w:rPr>
-              <w:instrText xml:space="preserve"> PAGEREF _Toc160574312 \h </w:instrText>
+              <w:instrText xml:space="preserve"> PAGEREF _Toc204798771 \h </w:instrText>
             </w:r>
             <w:r>
               <w:rPr>
@@ -1127,660 +1139,6 @@
                 <w:webHidden/>
               </w:rPr>
               <w:t>3</w:t>
-            </w:r>
-            <w:r>
-              <w:rPr>
-                <w:noProof/>
-                <w:webHidden/>
-              </w:rPr>
-              <w:fldChar w:fldCharType="end"/>
-            </w:r>
-          </w:hyperlink>
-        </w:p>
-        <w:p>
-          <w:pPr>
-            <w:pStyle w:val="TOC2"/>
-            <w:rPr>
-              <w:rFonts w:asciiTheme="minorHAnsi" w:eastAsiaTheme="minorEastAsia" w:hAnsiTheme="minorHAnsi" w:cstheme="minorBidi"/>
-              <w:noProof/>
-              <w:kern w:val="2"/>
-              <w:sz w:val="22"/>
-              <w:szCs w:val="22"/>
-              <w:lang w:val="en-PK" w:eastAsia="en-PK"/>
-              <w14:ligatures w14:val="standardContextual"/>
-            </w:rPr>
-          </w:pPr>
-          <w:hyperlink w:anchor="_Toc160574313" w:history="1">
-            <w:r>
-              <w:rPr>
-                <w:rFonts w:asciiTheme="minorHAnsi" w:eastAsiaTheme="minorEastAsia" w:hAnsiTheme="minorHAnsi" w:cstheme="minorBidi"/>
-                <w:noProof/>
-                <w:kern w:val="2"/>
-                <w:sz w:val="22"/>
-                <w:szCs w:val="22"/>
-                <w:lang w:val="en-PK" w:eastAsia="en-PK"/>
-                <w14:ligatures w14:val="standardContextual"/>
-              </w:rPr>
-              <w:tab/>
-            </w:r>
-            <w:r>
-              <w:rPr>
-                <w:rStyle w:val="Hyperlink"/>
-                <w:rFonts w:ascii="Arial" w:hAnsi="Arial" w:cs="Arial"/>
-                <w:noProof/>
-              </w:rPr>
-              <w:t>Package Exports</w:t>
-            </w:r>
-            <w:r>
-              <w:rPr>
-                <w:noProof/>
-                <w:webHidden/>
-              </w:rPr>
-              <w:tab/>
-            </w:r>
-            <w:r>
-              <w:rPr>
-                <w:noProof/>
-                <w:webHidden/>
-              </w:rPr>
-              <w:fldChar w:fldCharType="begin"/>
-            </w:r>
-            <w:r>
-              <w:rPr>
-                <w:noProof/>
-                <w:webHidden/>
-              </w:rPr>
-              <w:instrText xml:space="preserve"> PAGEREF _Toc160574313 \h </w:instrText>
-            </w:r>
-            <w:r>
-              <w:rPr>
-                <w:noProof/>
-                <w:webHidden/>
-              </w:rPr>
-            </w:r>
-            <w:r>
-              <w:rPr>
-                <w:noProof/>
-                <w:webHidden/>
-              </w:rPr>
-              <w:fldChar w:fldCharType="separate"/>
-            </w:r>
-            <w:r>
-              <w:rPr>
-                <w:noProof/>
-                <w:webHidden/>
-              </w:rPr>
-              <w:t>3</w:t>
-            </w:r>
-            <w:r>
-              <w:rPr>
-                <w:noProof/>
-                <w:webHidden/>
-              </w:rPr>
-              <w:fldChar w:fldCharType="end"/>
-            </w:r>
-          </w:hyperlink>
-        </w:p>
-        <w:p>
-          <w:pPr>
-            <w:pStyle w:val="TOC3"/>
-            <w:tabs>
-              <w:tab w:val="left" w:pos="1320"/>
-              <w:tab w:val="right" w:leader="dot" w:pos="9350"/>
-            </w:tabs>
-            <w:rPr>
-              <w:rFonts w:asciiTheme="minorHAnsi" w:hAnsiTheme="minorHAnsi" w:cstheme="minorBidi"/>
-              <w:noProof/>
-              <w:kern w:val="2"/>
-              <w:sz w:val="22"/>
-              <w:szCs w:val="22"/>
-              <w:lang w:val="en-PK" w:eastAsia="en-PK"/>
-              <w14:ligatures w14:val="standardContextual"/>
-            </w:rPr>
-          </w:pPr>
-          <w:hyperlink w:anchor="_Toc160574314" w:history="1">
-            <w:r>
-              <w:rPr>
-                <w:rStyle w:val="Hyperlink"/>
-                <w:rFonts w:ascii="Arial" w:hAnsi="Arial" w:cs="Arial"/>
-                <w:noProof/>
-              </w:rPr>
-              <w:t>1.1.1</w:t>
-            </w:r>
-            <w:r>
-              <w:rPr>
-                <w:rFonts w:asciiTheme="minorHAnsi" w:hAnsiTheme="minorHAnsi" w:cstheme="minorBidi"/>
-                <w:noProof/>
-                <w:kern w:val="2"/>
-                <w:sz w:val="22"/>
-                <w:szCs w:val="22"/>
-                <w:lang w:val="en-PK" w:eastAsia="en-PK"/>
-                <w14:ligatures w14:val="standardContextual"/>
-              </w:rPr>
-              <w:tab/>
-            </w:r>
-            <w:r>
-              <w:rPr>
-                <w:rStyle w:val="Hyperlink"/>
-                <w:rFonts w:ascii="Arial" w:hAnsi="Arial" w:cs="Arial"/>
-                <w:noProof/>
-              </w:rPr>
-              <w:t>Manual Export</w:t>
-            </w:r>
-            <w:r>
-              <w:rPr>
-                <w:noProof/>
-                <w:webHidden/>
-              </w:rPr>
-              <w:tab/>
-            </w:r>
-            <w:r>
-              <w:rPr>
-                <w:noProof/>
-                <w:webHidden/>
-              </w:rPr>
-              <w:fldChar w:fldCharType="begin"/>
-            </w:r>
-            <w:r>
-              <w:rPr>
-                <w:noProof/>
-                <w:webHidden/>
-              </w:rPr>
-              <w:instrText xml:space="preserve"> PAGEREF _Toc160574314 \h </w:instrText>
-            </w:r>
-            <w:r>
-              <w:rPr>
-                <w:noProof/>
-                <w:webHidden/>
-              </w:rPr>
-            </w:r>
-            <w:r>
-              <w:rPr>
-                <w:noProof/>
-                <w:webHidden/>
-              </w:rPr>
-              <w:fldChar w:fldCharType="separate"/>
-            </w:r>
-            <w:r>
-              <w:rPr>
-                <w:noProof/>
-                <w:webHidden/>
-              </w:rPr>
-              <w:t>3</w:t>
-            </w:r>
-            <w:r>
-              <w:rPr>
-                <w:noProof/>
-                <w:webHidden/>
-              </w:rPr>
-              <w:fldChar w:fldCharType="end"/>
-            </w:r>
-          </w:hyperlink>
-        </w:p>
-        <w:p>
-          <w:pPr>
-            <w:pStyle w:val="TOC3"/>
-            <w:tabs>
-              <w:tab w:val="left" w:pos="1320"/>
-              <w:tab w:val="right" w:leader="dot" w:pos="9350"/>
-            </w:tabs>
-            <w:rPr>
-              <w:rFonts w:asciiTheme="minorHAnsi" w:hAnsiTheme="minorHAnsi" w:cstheme="minorBidi"/>
-              <w:noProof/>
-              <w:kern w:val="2"/>
-              <w:sz w:val="22"/>
-              <w:szCs w:val="22"/>
-              <w:lang w:val="en-PK" w:eastAsia="en-PK"/>
-              <w14:ligatures w14:val="standardContextual"/>
-            </w:rPr>
-          </w:pPr>
-          <w:hyperlink w:anchor="_Toc160574315" w:history="1">
-            <w:r>
-              <w:rPr>
-                <w:rStyle w:val="Hyperlink"/>
-                <w:rFonts w:ascii="Arial" w:hAnsi="Arial" w:cs="Arial"/>
-                <w:noProof/>
-              </w:rPr>
-              <w:t>1.1.2</w:t>
-            </w:r>
-            <w:r>
-              <w:rPr>
-                <w:rFonts w:asciiTheme="minorHAnsi" w:hAnsiTheme="minorHAnsi" w:cstheme="minorBidi"/>
-                <w:noProof/>
-                <w:kern w:val="2"/>
-                <w:sz w:val="22"/>
-                <w:szCs w:val="22"/>
-                <w:lang w:val="en-PK" w:eastAsia="en-PK"/>
-                <w14:ligatures w14:val="standardContextual"/>
-              </w:rPr>
-              <w:tab/>
-            </w:r>
-            <w:r>
-              <w:rPr>
-                <w:rStyle w:val="Hyperlink"/>
-                <w:rFonts w:ascii="Arial" w:hAnsi="Arial" w:cs="Arial"/>
-                <w:noProof/>
-                <w:shd w:val="clear" w:color="auto" w:fill="FFFFFF"/>
-              </w:rPr>
-              <w:t>Automated Export</w:t>
-            </w:r>
-            <w:r>
-              <w:rPr>
-                <w:noProof/>
-                <w:webHidden/>
-              </w:rPr>
-              <w:tab/>
-            </w:r>
-            <w:r>
-              <w:rPr>
-                <w:noProof/>
-                <w:webHidden/>
-              </w:rPr>
-              <w:fldChar w:fldCharType="begin"/>
-            </w:r>
-            <w:r>
-              <w:rPr>
-                <w:noProof/>
-                <w:webHidden/>
-              </w:rPr>
-              <w:instrText xml:space="preserve"> PAGEREF _Toc160574315 \h </w:instrText>
-            </w:r>
-            <w:r>
-              <w:rPr>
-                <w:noProof/>
-                <w:webHidden/>
-              </w:rPr>
-            </w:r>
-            <w:r>
-              <w:rPr>
-                <w:noProof/>
-                <w:webHidden/>
-              </w:rPr>
-              <w:fldChar w:fldCharType="separate"/>
-            </w:r>
-            <w:r>
-              <w:rPr>
-                <w:noProof/>
-                <w:webHidden/>
-              </w:rPr>
-              <w:t>5</w:t>
-            </w:r>
-            <w:r>
-              <w:rPr>
-                <w:noProof/>
-                <w:webHidden/>
-              </w:rPr>
-              <w:fldChar w:fldCharType="end"/>
-            </w:r>
-          </w:hyperlink>
-        </w:p>
-        <w:p>
-          <w:pPr>
-            <w:pStyle w:val="TOC2"/>
-            <w:rPr>
-              <w:rFonts w:asciiTheme="minorHAnsi" w:eastAsiaTheme="minorEastAsia" w:hAnsiTheme="minorHAnsi" w:cstheme="minorBidi"/>
-              <w:noProof/>
-              <w:kern w:val="2"/>
-              <w:sz w:val="22"/>
-              <w:szCs w:val="22"/>
-              <w:lang w:val="en-PK" w:eastAsia="en-PK"/>
-              <w14:ligatures w14:val="standardContextual"/>
-            </w:rPr>
-          </w:pPr>
-          <w:hyperlink w:anchor="_Toc160574316" w:history="1">
-            <w:r>
-              <w:rPr>
-                <w:rFonts w:asciiTheme="minorHAnsi" w:eastAsiaTheme="minorEastAsia" w:hAnsiTheme="minorHAnsi" w:cstheme="minorBidi"/>
-                <w:noProof/>
-                <w:kern w:val="2"/>
-                <w:sz w:val="22"/>
-                <w:szCs w:val="22"/>
-                <w:lang w:val="en-PK" w:eastAsia="en-PK"/>
-                <w14:ligatures w14:val="standardContextual"/>
-              </w:rPr>
-              <w:tab/>
-            </w:r>
-            <w:r>
-              <w:rPr>
-                <w:rStyle w:val="Hyperlink"/>
-                <w:rFonts w:ascii="Arial" w:hAnsi="Arial" w:cs="Arial"/>
-                <w:noProof/>
-                <w:shd w:val="clear" w:color="auto" w:fill="FFFFFF"/>
-              </w:rPr>
-              <w:t>ESW-&gt;SFCC Order Return</w:t>
-            </w:r>
-            <w:r>
-              <w:rPr>
-                <w:noProof/>
-                <w:webHidden/>
-              </w:rPr>
-              <w:tab/>
-            </w:r>
-            <w:r>
-              <w:rPr>
-                <w:noProof/>
-                <w:webHidden/>
-              </w:rPr>
-              <w:fldChar w:fldCharType="begin"/>
-            </w:r>
-            <w:r>
-              <w:rPr>
-                <w:noProof/>
-                <w:webHidden/>
-              </w:rPr>
-              <w:instrText xml:space="preserve"> PAGEREF _Toc160574316 \h </w:instrText>
-            </w:r>
-            <w:r>
-              <w:rPr>
-                <w:noProof/>
-                <w:webHidden/>
-              </w:rPr>
-            </w:r>
-            <w:r>
-              <w:rPr>
-                <w:noProof/>
-                <w:webHidden/>
-              </w:rPr>
-              <w:fldChar w:fldCharType="separate"/>
-            </w:r>
-            <w:r>
-              <w:rPr>
-                <w:noProof/>
-                <w:webHidden/>
-              </w:rPr>
-              <w:t>6</w:t>
-            </w:r>
-            <w:r>
-              <w:rPr>
-                <w:noProof/>
-                <w:webHidden/>
-              </w:rPr>
-              <w:fldChar w:fldCharType="end"/>
-            </w:r>
-          </w:hyperlink>
-        </w:p>
-        <w:p>
-          <w:pPr>
-            <w:pStyle w:val="TOC3"/>
-            <w:tabs>
-              <w:tab w:val="left" w:pos="1320"/>
-              <w:tab w:val="right" w:leader="dot" w:pos="9350"/>
-            </w:tabs>
-            <w:rPr>
-              <w:rFonts w:asciiTheme="minorHAnsi" w:hAnsiTheme="minorHAnsi" w:cstheme="minorBidi"/>
-              <w:noProof/>
-              <w:kern w:val="2"/>
-              <w:sz w:val="22"/>
-              <w:szCs w:val="22"/>
-              <w:lang w:val="en-PK" w:eastAsia="en-PK"/>
-              <w14:ligatures w14:val="standardContextual"/>
-            </w:rPr>
-          </w:pPr>
-          <w:hyperlink w:anchor="_Toc160574317" w:history="1">
-            <w:r>
-              <w:rPr>
-                <w:rStyle w:val="Hyperlink"/>
-                <w:rFonts w:ascii="Arial" w:hAnsi="Arial" w:cs="Arial"/>
-                <w:noProof/>
-              </w:rPr>
-              <w:t>1.2.1</w:t>
-            </w:r>
-            <w:r>
-              <w:rPr>
-                <w:rFonts w:asciiTheme="minorHAnsi" w:hAnsiTheme="minorHAnsi" w:cstheme="minorBidi"/>
-                <w:noProof/>
-                <w:kern w:val="2"/>
-                <w:sz w:val="22"/>
-                <w:szCs w:val="22"/>
-                <w:lang w:val="en-PK" w:eastAsia="en-PK"/>
-                <w14:ligatures w14:val="standardContextual"/>
-              </w:rPr>
-              <w:tab/>
-            </w:r>
-            <w:r>
-              <w:rPr>
-                <w:rStyle w:val="Hyperlink"/>
-                <w:rFonts w:ascii="Arial" w:hAnsi="Arial" w:cs="Arial"/>
-                <w:noProof/>
-              </w:rPr>
-              <w:t>ESW Webhooks Configuration</w:t>
-            </w:r>
-            <w:r>
-              <w:rPr>
-                <w:noProof/>
-                <w:webHidden/>
-              </w:rPr>
-              <w:tab/>
-            </w:r>
-            <w:r>
-              <w:rPr>
-                <w:noProof/>
-                <w:webHidden/>
-              </w:rPr>
-              <w:fldChar w:fldCharType="begin"/>
-            </w:r>
-            <w:r>
-              <w:rPr>
-                <w:noProof/>
-                <w:webHidden/>
-              </w:rPr>
-              <w:instrText xml:space="preserve"> PAGEREF _Toc160574317 \h </w:instrText>
-            </w:r>
-            <w:r>
-              <w:rPr>
-                <w:noProof/>
-                <w:webHidden/>
-              </w:rPr>
-            </w:r>
-            <w:r>
-              <w:rPr>
-                <w:noProof/>
-                <w:webHidden/>
-              </w:rPr>
-              <w:fldChar w:fldCharType="separate"/>
-            </w:r>
-            <w:r>
-              <w:rPr>
-                <w:noProof/>
-                <w:webHidden/>
-              </w:rPr>
-              <w:t>6</w:t>
-            </w:r>
-            <w:r>
-              <w:rPr>
-                <w:noProof/>
-                <w:webHidden/>
-              </w:rPr>
-              <w:fldChar w:fldCharType="end"/>
-            </w:r>
-          </w:hyperlink>
-        </w:p>
-        <w:p>
-          <w:pPr>
-            <w:pStyle w:val="TOC3"/>
-            <w:tabs>
-              <w:tab w:val="left" w:pos="1320"/>
-              <w:tab w:val="right" w:leader="dot" w:pos="9350"/>
-            </w:tabs>
-            <w:rPr>
-              <w:rFonts w:asciiTheme="minorHAnsi" w:hAnsiTheme="minorHAnsi" w:cstheme="minorBidi"/>
-              <w:noProof/>
-              <w:kern w:val="2"/>
-              <w:sz w:val="22"/>
-              <w:szCs w:val="22"/>
-              <w:lang w:val="en-PK" w:eastAsia="en-PK"/>
-              <w14:ligatures w14:val="standardContextual"/>
-            </w:rPr>
-          </w:pPr>
-          <w:hyperlink w:anchor="_Toc160574318" w:history="1">
-            <w:r>
-              <w:rPr>
-                <w:rStyle w:val="Hyperlink"/>
-                <w:rFonts w:ascii="Arial" w:hAnsi="Arial" w:cs="Arial"/>
-                <w:noProof/>
-              </w:rPr>
-              <w:t>1.2.2</w:t>
-            </w:r>
-            <w:r>
-              <w:rPr>
-                <w:rFonts w:asciiTheme="minorHAnsi" w:hAnsiTheme="minorHAnsi" w:cstheme="minorBidi"/>
-                <w:noProof/>
-                <w:kern w:val="2"/>
-                <w:sz w:val="22"/>
-                <w:szCs w:val="22"/>
-                <w:lang w:val="en-PK" w:eastAsia="en-PK"/>
-                <w14:ligatures w14:val="standardContextual"/>
-              </w:rPr>
-              <w:tab/>
-            </w:r>
-            <w:r>
-              <w:rPr>
-                <w:rStyle w:val="Hyperlink"/>
-                <w:rFonts w:ascii="Arial" w:hAnsi="Arial" w:cs="Arial"/>
-                <w:noProof/>
-              </w:rPr>
-              <w:t>Workflow to Return Order in SFCC</w:t>
-            </w:r>
-            <w:r>
-              <w:rPr>
-                <w:noProof/>
-                <w:webHidden/>
-              </w:rPr>
-              <w:tab/>
-            </w:r>
-            <w:r>
-              <w:rPr>
-                <w:noProof/>
-                <w:webHidden/>
-              </w:rPr>
-              <w:fldChar w:fldCharType="begin"/>
-            </w:r>
-            <w:r>
-              <w:rPr>
-                <w:noProof/>
-                <w:webHidden/>
-              </w:rPr>
-              <w:instrText xml:space="preserve"> PAGEREF _Toc160574318 \h </w:instrText>
-            </w:r>
-            <w:r>
-              <w:rPr>
-                <w:noProof/>
-                <w:webHidden/>
-              </w:rPr>
-            </w:r>
-            <w:r>
-              <w:rPr>
-                <w:noProof/>
-                <w:webHidden/>
-              </w:rPr>
-              <w:fldChar w:fldCharType="separate"/>
-            </w:r>
-            <w:r>
-              <w:rPr>
-                <w:noProof/>
-                <w:webHidden/>
-              </w:rPr>
-              <w:t>7</w:t>
-            </w:r>
-            <w:r>
-              <w:rPr>
-                <w:noProof/>
-                <w:webHidden/>
-              </w:rPr>
-              <w:fldChar w:fldCharType="end"/>
-            </w:r>
-          </w:hyperlink>
-        </w:p>
-        <w:p>
-          <w:pPr>
-            <w:pStyle w:val="TOC1"/>
-            <w:tabs>
-              <w:tab w:val="left" w:pos="792"/>
-              <w:tab w:val="right" w:leader="dot" w:pos="9350"/>
-            </w:tabs>
-            <w:rPr>
-              <w:rFonts w:asciiTheme="minorHAnsi" w:eastAsiaTheme="minorEastAsia" w:hAnsiTheme="minorHAnsi" w:cstheme="minorBidi"/>
-              <w:noProof/>
-              <w:kern w:val="2"/>
-              <w:sz w:val="22"/>
-              <w:szCs w:val="22"/>
-              <w:lang w:val="en-PK" w:eastAsia="en-PK"/>
-              <w14:ligatures w14:val="standardContextual"/>
-            </w:rPr>
-          </w:pPr>
-          <w:hyperlink w:anchor="_Toc160574319" w:history="1">
-            <w:r>
-              <w:rPr>
-                <w:rStyle w:val="Hyperlink"/>
-                <w:rFonts w:ascii="Arial" w:hAnsi="Arial" w:cs="Arial"/>
-                <w:b/>
-                <w:bCs/>
-                <w:noProof/>
-              </w:rPr>
-              <w:t>2</w:t>
-            </w:r>
-            <w:r>
-              <w:rPr>
-                <w:rFonts w:asciiTheme="minorHAnsi" w:eastAsiaTheme="minorEastAsia" w:hAnsiTheme="minorHAnsi" w:cstheme="minorBidi"/>
-                <w:noProof/>
-                <w:kern w:val="2"/>
-                <w:sz w:val="22"/>
-                <w:szCs w:val="22"/>
-                <w:lang w:val="en-PK" w:eastAsia="en-PK"/>
-                <w14:ligatures w14:val="standardContextual"/>
-              </w:rPr>
-              <w:tab/>
-            </w:r>
-            <w:r>
-              <w:rPr>
-                <w:rStyle w:val="Hyperlink"/>
-                <w:rFonts w:ascii="Arial" w:hAnsi="Arial" w:cs="Arial"/>
-                <w:b/>
-                <w:bCs/>
-                <w:noProof/>
-              </w:rPr>
-              <w:t>Global Return Integration Configuration</w:t>
-            </w:r>
-            <w:r>
-              <w:rPr>
-                <w:noProof/>
-                <w:webHidden/>
-              </w:rPr>
-              <w:tab/>
-            </w:r>
-            <w:r>
-              <w:rPr>
-                <w:noProof/>
-                <w:webHidden/>
-              </w:rPr>
-              <w:fldChar w:fldCharType="begin"/>
-            </w:r>
-            <w:r>
-              <w:rPr>
-                <w:noProof/>
-                <w:webHidden/>
-              </w:rPr>
-              <w:instrText xml:space="preserve"> PAGEREF _Toc160574319 \h </w:instrText>
-            </w:r>
-            <w:r>
-              <w:rPr>
-                <w:noProof/>
-                <w:webHidden/>
-              </w:rPr>
-            </w:r>
-            <w:r>
-              <w:rPr>
-                <w:noProof/>
-                <w:webHidden/>
-              </w:rPr>
-              <w:fldChar w:fldCharType="separate"/>
-            </w:r>
-            <w:r>
-              <w:rPr>
-                <w:noProof/>
-                <w:webHidden/>
-              </w:rPr>
-              <w:t>7</w:t>
             </w:r>
             <w:r>
               <w:rPr>
@@ -1803,20 +1161,30 @@
               <w:rFonts w:asciiTheme="minorHAnsi" w:eastAsiaTheme="minorEastAsia" w:hAnsiTheme="minorHAnsi" w:cstheme="minorBidi"/>
               <w:noProof/>
               <w:kern w:val="2"/>
-              <w:sz w:val="22"/>
-              <w:szCs w:val="22"/>
-              <w:lang w:val="en-PK" w:eastAsia="en-PK"/>
+              <w:sz w:val="24"/>
+              <w:szCs w:val="24"/>
               <w14:ligatures w14:val="standardContextual"/>
             </w:rPr>
           </w:pPr>
-          <w:hyperlink w:anchor="_Toc160574320" w:history="1">
+          <w:hyperlink w:anchor="_Toc204798772" w:history="1">
             <w:r>
               <w:rPr>
                 <w:rStyle w:val="Hyperlink"/>
                 <w:rFonts w:ascii="Arial" w:hAnsi="Arial" w:cs="Arial"/>
                 <w:noProof/>
               </w:rPr>
-              <w:t>2</w:t>
+              <w:t>1.1</w:t>
+            </w:r>
+            <w:r>
+              <w:rPr>
+                <w:rFonts w:asciiTheme="minorHAnsi" w:eastAsiaTheme="minorEastAsia" w:hAnsiTheme="minorHAnsi" w:cstheme="minorBidi"/>
+                <w:noProof/>
+                <w:kern w:val="2"/>
+                <w:sz w:val="24"/>
+                <w:szCs w:val="24"/>
+                <w14:ligatures w14:val="standardContextual"/>
+              </w:rPr>
+              <w:tab/>
             </w:r>
             <w:r>
               <w:rPr>
@@ -1824,27 +1192,101 @@
                 <w:rFonts w:ascii="Arial" w:hAnsi="Arial" w:cs="Arial"/>
                 <w:noProof/>
               </w:rPr>
-              <w:t>.1</w:t>
-            </w:r>
-            <w:r>
-              <w:rPr>
-                <w:rFonts w:asciiTheme="minorHAnsi" w:eastAsiaTheme="minorEastAsia" w:hAnsiTheme="minorHAnsi" w:cstheme="minorBidi"/>
-                <w:noProof/>
-                <w:kern w:val="2"/>
-                <w:sz w:val="22"/>
-                <w:szCs w:val="22"/>
-                <w:lang w:val="en-PK" w:eastAsia="en-PK"/>
-                <w14:ligatures w14:val="standardContextual"/>
+              <w:t>Package Exports</w:t>
+            </w:r>
+            <w:r>
+              <w:rPr>
+                <w:noProof/>
+                <w:webHidden/>
               </w:rPr>
               <w:tab/>
             </w:r>
+            <w:r>
+              <w:rPr>
+                <w:noProof/>
+                <w:webHidden/>
+              </w:rPr>
+              <w:fldChar w:fldCharType="begin"/>
+            </w:r>
+            <w:r>
+              <w:rPr>
+                <w:noProof/>
+                <w:webHidden/>
+              </w:rPr>
+              <w:instrText xml:space="preserve"> PAGEREF _Toc204798772 \h </w:instrText>
+            </w:r>
+            <w:r>
+              <w:rPr>
+                <w:noProof/>
+                <w:webHidden/>
+              </w:rPr>
+            </w:r>
+            <w:r>
+              <w:rPr>
+                <w:noProof/>
+                <w:webHidden/>
+              </w:rPr>
+              <w:fldChar w:fldCharType="separate"/>
+            </w:r>
+            <w:r>
+              <w:rPr>
+                <w:noProof/>
+                <w:webHidden/>
+              </w:rPr>
+              <w:t>3</w:t>
+            </w:r>
+            <w:r>
+              <w:rPr>
+                <w:noProof/>
+                <w:webHidden/>
+              </w:rPr>
+              <w:fldChar w:fldCharType="end"/>
+            </w:r>
+          </w:hyperlink>
+        </w:p>
+        <w:p>
+          <w:pPr>
+            <w:pStyle w:val="TOC3"/>
+            <w:tabs>
+              <w:tab w:val="left" w:pos="1200"/>
+              <w:tab w:val="right" w:leader="dot" w:pos="9350"/>
+            </w:tabs>
+            <w:rPr>
+              <w:rFonts w:asciiTheme="minorHAnsi" w:hAnsiTheme="minorHAnsi" w:cstheme="minorBidi"/>
+              <w:noProof/>
+              <w:kern w:val="2"/>
+              <w:sz w:val="24"/>
+              <w:szCs w:val="24"/>
+              <w14:ligatures w14:val="standardContextual"/>
+            </w:rPr>
+          </w:pPr>
+          <w:hyperlink w:anchor="_Toc204798773" w:history="1">
             <w:r>
               <w:rPr>
                 <w:rStyle w:val="Hyperlink"/>
                 <w:rFonts w:ascii="Arial" w:hAnsi="Arial" w:cs="Arial"/>
                 <w:noProof/>
               </w:rPr>
-              <w:t>Import Metadata</w:t>
+              <w:t>1.1.1</w:t>
+            </w:r>
+            <w:r>
+              <w:rPr>
+                <w:rFonts w:asciiTheme="minorHAnsi" w:hAnsiTheme="minorHAnsi" w:cstheme="minorBidi"/>
+                <w:noProof/>
+                <w:kern w:val="2"/>
+                <w:sz w:val="24"/>
+                <w:szCs w:val="24"/>
+                <w14:ligatures w14:val="standardContextual"/>
+              </w:rPr>
+              <w:tab/>
+            </w:r>
+            <w:r>
+              <w:rPr>
+                <w:rStyle w:val="Hyperlink"/>
+                <w:rFonts w:ascii="Arial" w:hAnsi="Arial" w:cs="Arial"/>
+                <w:noProof/>
+              </w:rPr>
+              <w:t>Feature configuration</w:t>
             </w:r>
             <w:r>
               <w:rPr>
@@ -1865,7 +1307,196 @@
                 <w:noProof/>
                 <w:webHidden/>
               </w:rPr>
-              <w:instrText xml:space="preserve"> PAGEREF _Toc160574320 \h </w:instrText>
+              <w:instrText xml:space="preserve"> PAGEREF _Toc204798773 \h </w:instrText>
+            </w:r>
+            <w:r>
+              <w:rPr>
+                <w:noProof/>
+                <w:webHidden/>
+              </w:rPr>
+            </w:r>
+            <w:r>
+              <w:rPr>
+                <w:noProof/>
+                <w:webHidden/>
+              </w:rPr>
+              <w:fldChar w:fldCharType="separate"/>
+            </w:r>
+            <w:r>
+              <w:rPr>
+                <w:noProof/>
+                <w:webHidden/>
+              </w:rPr>
+              <w:t>3</w:t>
+            </w:r>
+            <w:r>
+              <w:rPr>
+                <w:noProof/>
+                <w:webHidden/>
+              </w:rPr>
+              <w:fldChar w:fldCharType="end"/>
+            </w:r>
+          </w:hyperlink>
+        </w:p>
+        <w:p>
+          <w:pPr>
+            <w:pStyle w:val="TOC3"/>
+            <w:tabs>
+              <w:tab w:val="left" w:pos="1200"/>
+              <w:tab w:val="right" w:leader="dot" w:pos="9350"/>
+            </w:tabs>
+            <w:rPr>
+              <w:rFonts w:asciiTheme="minorHAnsi" w:hAnsiTheme="minorHAnsi" w:cstheme="minorBidi"/>
+              <w:noProof/>
+              <w:kern w:val="2"/>
+              <w:sz w:val="24"/>
+              <w:szCs w:val="24"/>
+              <w14:ligatures w14:val="standardContextual"/>
+            </w:rPr>
+          </w:pPr>
+          <w:hyperlink w:anchor="_Toc204798774" w:history="1">
+            <w:r>
+              <w:rPr>
+                <w:rStyle w:val="Hyperlink"/>
+                <w:rFonts w:ascii="Arial" w:hAnsi="Arial" w:cs="Arial"/>
+                <w:noProof/>
+              </w:rPr>
+              <w:t>1.1.2</w:t>
+            </w:r>
+            <w:r>
+              <w:rPr>
+                <w:rFonts w:asciiTheme="minorHAnsi" w:hAnsiTheme="minorHAnsi" w:cstheme="minorBidi"/>
+                <w:noProof/>
+                <w:kern w:val="2"/>
+                <w:sz w:val="24"/>
+                <w:szCs w:val="24"/>
+                <w14:ligatures w14:val="standardContextual"/>
+              </w:rPr>
+              <w:tab/>
+            </w:r>
+            <w:r>
+              <w:rPr>
+                <w:rStyle w:val="Hyperlink"/>
+                <w:rFonts w:ascii="Arial" w:hAnsi="Arial" w:cs="Arial"/>
+                <w:noProof/>
+              </w:rPr>
+              <w:t>Manual Export</w:t>
+            </w:r>
+            <w:r>
+              <w:rPr>
+                <w:noProof/>
+                <w:webHidden/>
+              </w:rPr>
+              <w:tab/>
+            </w:r>
+            <w:r>
+              <w:rPr>
+                <w:noProof/>
+                <w:webHidden/>
+              </w:rPr>
+              <w:fldChar w:fldCharType="begin"/>
+            </w:r>
+            <w:r>
+              <w:rPr>
+                <w:noProof/>
+                <w:webHidden/>
+              </w:rPr>
+              <w:instrText xml:space="preserve"> PAGEREF _Toc204798774 \h </w:instrText>
+            </w:r>
+            <w:r>
+              <w:rPr>
+                <w:noProof/>
+                <w:webHidden/>
+              </w:rPr>
+            </w:r>
+            <w:r>
+              <w:rPr>
+                <w:noProof/>
+                <w:webHidden/>
+              </w:rPr>
+              <w:fldChar w:fldCharType="separate"/>
+            </w:r>
+            <w:r>
+              <w:rPr>
+                <w:noProof/>
+                <w:webHidden/>
+              </w:rPr>
+              <w:t>3</w:t>
+            </w:r>
+            <w:r>
+              <w:rPr>
+                <w:noProof/>
+                <w:webHidden/>
+              </w:rPr>
+              <w:fldChar w:fldCharType="end"/>
+            </w:r>
+          </w:hyperlink>
+        </w:p>
+        <w:p>
+          <w:pPr>
+            <w:pStyle w:val="TOC3"/>
+            <w:tabs>
+              <w:tab w:val="left" w:pos="1200"/>
+              <w:tab w:val="right" w:leader="dot" w:pos="9350"/>
+            </w:tabs>
+            <w:rPr>
+              <w:rFonts w:asciiTheme="minorHAnsi" w:hAnsiTheme="minorHAnsi" w:cstheme="minorBidi"/>
+              <w:noProof/>
+              <w:kern w:val="2"/>
+              <w:sz w:val="24"/>
+              <w:szCs w:val="24"/>
+              <w14:ligatures w14:val="standardContextual"/>
+            </w:rPr>
+          </w:pPr>
+          <w:hyperlink w:anchor="_Toc204798775" w:history="1">
+            <w:r>
+              <w:rPr>
+                <w:rStyle w:val="Hyperlink"/>
+                <w:rFonts w:ascii="Arial" w:hAnsi="Arial" w:cs="Arial"/>
+                <w:noProof/>
+              </w:rPr>
+              <w:t>1.1.3</w:t>
+            </w:r>
+            <w:r>
+              <w:rPr>
+                <w:rFonts w:asciiTheme="minorHAnsi" w:hAnsiTheme="minorHAnsi" w:cstheme="minorBidi"/>
+                <w:noProof/>
+                <w:kern w:val="2"/>
+                <w:sz w:val="24"/>
+                <w:szCs w:val="24"/>
+                <w14:ligatures w14:val="standardContextual"/>
+              </w:rPr>
+              <w:tab/>
+            </w:r>
+            <w:r>
+              <w:rPr>
+                <w:rStyle w:val="Hyperlink"/>
+                <w:rFonts w:ascii="Arial" w:hAnsi="Arial" w:cs="Arial"/>
+                <w:noProof/>
+                <w:shd w:val="clear" w:color="auto" w:fill="FFFFFF"/>
+              </w:rPr>
+              <w:t>Automated Export</w:t>
+            </w:r>
+            <w:r>
+              <w:rPr>
+                <w:noProof/>
+                <w:webHidden/>
+              </w:rPr>
+              <w:tab/>
+            </w:r>
+            <w:r>
+              <w:rPr>
+                <w:noProof/>
+                <w:webHidden/>
+              </w:rPr>
+              <w:fldChar w:fldCharType="begin"/>
+            </w:r>
+            <w:r>
+              <w:rPr>
+                <w:noProof/>
+                <w:webHidden/>
+              </w:rPr>
+              <w:instrText xml:space="preserve"> PAGEREF _Toc204798775 \h </w:instrText>
             </w:r>
             <w:r>
               <w:rPr>
@@ -1908,42 +1539,132 @@
               <w:rFonts w:asciiTheme="minorHAnsi" w:eastAsiaTheme="minorEastAsia" w:hAnsiTheme="minorHAnsi" w:cstheme="minorBidi"/>
               <w:noProof/>
               <w:kern w:val="2"/>
-              <w:sz w:val="22"/>
-              <w:szCs w:val="22"/>
-              <w:lang w:val="en-PK" w:eastAsia="en-PK"/>
+              <w:sz w:val="24"/>
+              <w:szCs w:val="24"/>
               <w14:ligatures w14:val="standardContextual"/>
             </w:rPr>
           </w:pPr>
-          <w:hyperlink w:anchor="_Toc160574321" w:history="1">
+          <w:hyperlink w:anchor="_Toc204798776" w:history="1">
+            <w:r>
+              <w:rPr>
+                <w:rStyle w:val="Hyperlink"/>
+                <w:noProof/>
+              </w:rPr>
+              <w:t>1.2</w:t>
+            </w:r>
+            <w:r>
+              <w:rPr>
+                <w:rFonts w:asciiTheme="minorHAnsi" w:eastAsiaTheme="minorEastAsia" w:hAnsiTheme="minorHAnsi" w:cstheme="minorBidi"/>
+                <w:noProof/>
+                <w:kern w:val="2"/>
+                <w:sz w:val="24"/>
+                <w:szCs w:val="24"/>
+                <w14:ligatures w14:val="standardContextual"/>
+              </w:rPr>
+              <w:tab/>
+            </w:r>
             <w:r>
               <w:rPr>
                 <w:rStyle w:val="Hyperlink"/>
                 <w:rFonts w:ascii="Arial" w:hAnsi="Arial" w:cs="Arial"/>
                 <w:noProof/>
-                <w:lang w:val="en-PK" w:eastAsia="en-PK"/>
-              </w:rPr>
-              <w:t>2.2</w:t>
-            </w:r>
-            <w:r>
-              <w:rPr>
-                <w:rFonts w:asciiTheme="minorHAnsi" w:eastAsiaTheme="minorEastAsia" w:hAnsiTheme="minorHAnsi" w:cstheme="minorBidi"/>
-                <w:noProof/>
-                <w:kern w:val="2"/>
-                <w:sz w:val="22"/>
-                <w:szCs w:val="22"/>
-                <w:lang w:val="en-PK" w:eastAsia="en-PK"/>
-                <w14:ligatures w14:val="standardContextual"/>
+                <w:shd w:val="clear" w:color="auto" w:fill="FFFFFF"/>
+              </w:rPr>
+              <w:t>ESW-&gt;SFCC Order Return</w:t>
+            </w:r>
+            <w:r>
+              <w:rPr>
+                <w:noProof/>
+                <w:webHidden/>
               </w:rPr>
               <w:tab/>
             </w:r>
+            <w:r>
+              <w:rPr>
+                <w:noProof/>
+                <w:webHidden/>
+              </w:rPr>
+              <w:fldChar w:fldCharType="begin"/>
+            </w:r>
+            <w:r>
+              <w:rPr>
+                <w:noProof/>
+                <w:webHidden/>
+              </w:rPr>
+              <w:instrText xml:space="preserve"> PAGEREF _Toc204798776 \h </w:instrText>
+            </w:r>
+            <w:r>
+              <w:rPr>
+                <w:noProof/>
+                <w:webHidden/>
+              </w:rPr>
+            </w:r>
+            <w:r>
+              <w:rPr>
+                <w:noProof/>
+                <w:webHidden/>
+              </w:rPr>
+              <w:fldChar w:fldCharType="separate"/>
+            </w:r>
+            <w:r>
+              <w:rPr>
+                <w:noProof/>
+                <w:webHidden/>
+              </w:rPr>
+              <w:t>7</w:t>
+            </w:r>
+            <w:r>
+              <w:rPr>
+                <w:noProof/>
+                <w:webHidden/>
+              </w:rPr>
+              <w:fldChar w:fldCharType="end"/>
+            </w:r>
+          </w:hyperlink>
+        </w:p>
+        <w:p>
+          <w:pPr>
+            <w:pStyle w:val="TOC3"/>
+            <w:tabs>
+              <w:tab w:val="left" w:pos="1200"/>
+              <w:tab w:val="right" w:leader="dot" w:pos="9350"/>
+            </w:tabs>
+            <w:rPr>
+              <w:rFonts w:asciiTheme="minorHAnsi" w:hAnsiTheme="minorHAnsi" w:cstheme="minorBidi"/>
+              <w:noProof/>
+              <w:kern w:val="2"/>
+              <w:sz w:val="24"/>
+              <w:szCs w:val="24"/>
+              <w14:ligatures w14:val="standardContextual"/>
+            </w:rPr>
+          </w:pPr>
+          <w:hyperlink w:anchor="_Toc204798777" w:history="1">
             <w:r>
               <w:rPr>
                 <w:rStyle w:val="Hyperlink"/>
                 <w:rFonts w:ascii="Arial" w:hAnsi="Arial" w:cs="Arial"/>
                 <w:noProof/>
-                <w:lang w:val="en-PK" w:eastAsia="en-PK"/>
-              </w:rPr>
-              <w:t>Cartridge Path</w:t>
+              </w:rPr>
+              <w:t>1.2.1</w:t>
+            </w:r>
+            <w:r>
+              <w:rPr>
+                <w:rFonts w:asciiTheme="minorHAnsi" w:hAnsiTheme="minorHAnsi" w:cstheme="minorBidi"/>
+                <w:noProof/>
+                <w:kern w:val="2"/>
+                <w:sz w:val="24"/>
+                <w:szCs w:val="24"/>
+                <w14:ligatures w14:val="standardContextual"/>
+              </w:rPr>
+              <w:tab/>
+            </w:r>
+            <w:r>
+              <w:rPr>
+                <w:rStyle w:val="Hyperlink"/>
+                <w:rFonts w:ascii="Arial" w:hAnsi="Arial" w:cs="Arial"/>
+                <w:noProof/>
+              </w:rPr>
+              <w:t>ESW Webhooks Configuration</w:t>
             </w:r>
             <w:r>
               <w:rPr>
@@ -1964,7 +1685,7 @@
                 <w:noProof/>
                 <w:webHidden/>
               </w:rPr>
-              <w:instrText xml:space="preserve"> PAGEREF _Toc160574321 \h </w:instrText>
+              <w:instrText xml:space="preserve"> PAGEREF _Toc204798777 \h </w:instrText>
             </w:r>
             <w:r>
               <w:rPr>
@@ -1984,7 +1705,199 @@
                 <w:noProof/>
                 <w:webHidden/>
               </w:rPr>
-              <w:t>7</w:t>
+              <w:t>8</w:t>
+            </w:r>
+            <w:r>
+              <w:rPr>
+                <w:noProof/>
+                <w:webHidden/>
+              </w:rPr>
+              <w:fldChar w:fldCharType="end"/>
+            </w:r>
+          </w:hyperlink>
+        </w:p>
+        <w:p>
+          <w:pPr>
+            <w:pStyle w:val="TOC3"/>
+            <w:tabs>
+              <w:tab w:val="left" w:pos="1200"/>
+              <w:tab w:val="right" w:leader="dot" w:pos="9350"/>
+            </w:tabs>
+            <w:rPr>
+              <w:rFonts w:asciiTheme="minorHAnsi" w:hAnsiTheme="minorHAnsi" w:cstheme="minorBidi"/>
+              <w:noProof/>
+              <w:kern w:val="2"/>
+              <w:sz w:val="24"/>
+              <w:szCs w:val="24"/>
+              <w14:ligatures w14:val="standardContextual"/>
+            </w:rPr>
+          </w:pPr>
+          <w:hyperlink w:anchor="_Toc204798778" w:history="1">
+            <w:r>
+              <w:rPr>
+                <w:rStyle w:val="Hyperlink"/>
+                <w:rFonts w:ascii="Arial" w:hAnsi="Arial" w:cs="Arial"/>
+                <w:noProof/>
+              </w:rPr>
+              <w:t>1.2.2</w:t>
+            </w:r>
+            <w:r>
+              <w:rPr>
+                <w:rFonts w:asciiTheme="minorHAnsi" w:hAnsiTheme="minorHAnsi" w:cstheme="minorBidi"/>
+                <w:noProof/>
+                <w:kern w:val="2"/>
+                <w:sz w:val="24"/>
+                <w:szCs w:val="24"/>
+                <w14:ligatures w14:val="standardContextual"/>
+              </w:rPr>
+              <w:tab/>
+            </w:r>
+            <w:r>
+              <w:rPr>
+                <w:rStyle w:val="Hyperlink"/>
+                <w:rFonts w:ascii="Arial" w:hAnsi="Arial" w:cs="Arial"/>
+                <w:noProof/>
+              </w:rPr>
+              <w:t>Workflow to Return Order in SFCC</w:t>
+            </w:r>
+            <w:r>
+              <w:rPr>
+                <w:noProof/>
+                <w:webHidden/>
+              </w:rPr>
+              <w:tab/>
+            </w:r>
+            <w:r>
+              <w:rPr>
+                <w:noProof/>
+                <w:webHidden/>
+              </w:rPr>
+              <w:fldChar w:fldCharType="begin"/>
+            </w:r>
+            <w:r>
+              <w:rPr>
+                <w:noProof/>
+                <w:webHidden/>
+              </w:rPr>
+              <w:instrText xml:space="preserve"> PAGEREF _Toc204798778 \h </w:instrText>
+            </w:r>
+            <w:r>
+              <w:rPr>
+                <w:noProof/>
+                <w:webHidden/>
+              </w:rPr>
+            </w:r>
+            <w:r>
+              <w:rPr>
+                <w:noProof/>
+                <w:webHidden/>
+              </w:rPr>
+              <w:fldChar w:fldCharType="separate"/>
+            </w:r>
+            <w:r>
+              <w:rPr>
+                <w:noProof/>
+                <w:webHidden/>
+              </w:rPr>
+              <w:t>8</w:t>
+            </w:r>
+            <w:r>
+              <w:rPr>
+                <w:noProof/>
+                <w:webHidden/>
+              </w:rPr>
+              <w:fldChar w:fldCharType="end"/>
+            </w:r>
+          </w:hyperlink>
+        </w:p>
+        <w:p>
+          <w:pPr>
+            <w:pStyle w:val="TOC1"/>
+            <w:tabs>
+              <w:tab w:val="left" w:pos="792"/>
+              <w:tab w:val="right" w:leader="dot" w:pos="9350"/>
+            </w:tabs>
+            <w:rPr>
+              <w:rFonts w:asciiTheme="minorHAnsi" w:eastAsiaTheme="minorEastAsia" w:hAnsiTheme="minorHAnsi" w:cstheme="minorBidi"/>
+              <w:noProof/>
+              <w:kern w:val="2"/>
+              <w:sz w:val="24"/>
+              <w:szCs w:val="24"/>
+              <w14:ligatures w14:val="standardContextual"/>
+            </w:rPr>
+          </w:pPr>
+          <w:hyperlink w:anchor="_Toc204798779" w:history="1">
+            <w:r>
+              <w:rPr>
+                <w:rStyle w:val="Hyperlink"/>
+                <w:rFonts w:ascii="Arial" w:hAnsi="Arial" w:cs="Arial"/>
+                <w:b/>
+                <w:bCs/>
+                <w:noProof/>
+              </w:rPr>
+              <w:t>2</w:t>
+            </w:r>
+            <w:r>
+              <w:rPr>
+                <w:rFonts w:asciiTheme="minorHAnsi" w:eastAsiaTheme="minorEastAsia" w:hAnsiTheme="minorHAnsi" w:cstheme="minorBidi"/>
+                <w:noProof/>
+                <w:kern w:val="2"/>
+                <w:sz w:val="24"/>
+                <w:szCs w:val="24"/>
+                <w14:ligatures w14:val="standardContextual"/>
+              </w:rPr>
+              <w:tab/>
+            </w:r>
+            <w:r>
+              <w:rPr>
+                <w:rStyle w:val="Hyperlink"/>
+                <w:rFonts w:ascii="Arial" w:hAnsi="Arial" w:cs="Arial"/>
+                <w:b/>
+                <w:bCs/>
+                <w:noProof/>
+              </w:rPr>
+              <w:t>Global Return Integration Configuration</w:t>
+            </w:r>
+            <w:r>
+              <w:rPr>
+                <w:noProof/>
+                <w:webHidden/>
+              </w:rPr>
+              <w:tab/>
+            </w:r>
+            <w:r>
+              <w:rPr>
+                <w:noProof/>
+                <w:webHidden/>
+              </w:rPr>
+              <w:fldChar w:fldCharType="begin"/>
+            </w:r>
+            <w:r>
+              <w:rPr>
+                <w:noProof/>
+                <w:webHidden/>
+              </w:rPr>
+              <w:instrText xml:space="preserve"> PAGEREF _Toc204798779 \h </w:instrText>
+            </w:r>
+            <w:r>
+              <w:rPr>
+                <w:noProof/>
+                <w:webHidden/>
+              </w:rPr>
+            </w:r>
+            <w:r>
+              <w:rPr>
+                <w:noProof/>
+                <w:webHidden/>
+              </w:rPr>
+              <w:fldChar w:fldCharType="separate"/>
+            </w:r>
+            <w:r>
+              <w:rPr>
+                <w:noProof/>
+                <w:webHidden/>
+              </w:rPr>
+              <w:t>8</w:t>
             </w:r>
             <w:r>
               <w:rPr>
@@ -2007,29 +1920,27 @@
               <w:rFonts w:asciiTheme="minorHAnsi" w:eastAsiaTheme="minorEastAsia" w:hAnsiTheme="minorHAnsi" w:cstheme="minorBidi"/>
               <w:noProof/>
               <w:kern w:val="2"/>
-              <w:sz w:val="22"/>
-              <w:szCs w:val="22"/>
-              <w:lang w:val="en-PK" w:eastAsia="en-PK"/>
+              <w:sz w:val="24"/>
+              <w:szCs w:val="24"/>
               <w14:ligatures w14:val="standardContextual"/>
             </w:rPr>
           </w:pPr>
-          <w:hyperlink w:anchor="_Toc160574322" w:history="1">
+          <w:hyperlink w:anchor="_Toc204798780" w:history="1">
             <w:r>
               <w:rPr>
                 <w:rStyle w:val="Hyperlink"/>
                 <w:rFonts w:ascii="Arial" w:hAnsi="Arial" w:cs="Arial"/>
                 <w:noProof/>
               </w:rPr>
-              <w:t>2.3</w:t>
+              <w:t>2.1</w:t>
             </w:r>
             <w:r>
               <w:rPr>
                 <w:rFonts w:asciiTheme="minorHAnsi" w:eastAsiaTheme="minorEastAsia" w:hAnsiTheme="minorHAnsi" w:cstheme="minorBidi"/>
                 <w:noProof/>
                 <w:kern w:val="2"/>
-                <w:sz w:val="22"/>
-                <w:szCs w:val="22"/>
-                <w:lang w:val="en-PK" w:eastAsia="en-PK"/>
+                <w:sz w:val="24"/>
+                <w:szCs w:val="24"/>
                 <w14:ligatures w14:val="standardContextual"/>
               </w:rPr>
               <w:tab/>
@@ -2040,6 +1951,196 @@
                 <w:rFonts w:ascii="Arial" w:hAnsi="Arial" w:cs="Arial"/>
                 <w:noProof/>
               </w:rPr>
+              <w:t>Import Metadata</w:t>
+            </w:r>
+            <w:r>
+              <w:rPr>
+                <w:noProof/>
+                <w:webHidden/>
+              </w:rPr>
+              <w:tab/>
+            </w:r>
+            <w:r>
+              <w:rPr>
+                <w:noProof/>
+                <w:webHidden/>
+              </w:rPr>
+              <w:fldChar w:fldCharType="begin"/>
+            </w:r>
+            <w:r>
+              <w:rPr>
+                <w:noProof/>
+                <w:webHidden/>
+              </w:rPr>
+              <w:instrText xml:space="preserve"> PAGEREF _Toc204798780 \h </w:instrText>
+            </w:r>
+            <w:r>
+              <w:rPr>
+                <w:noProof/>
+                <w:webHidden/>
+              </w:rPr>
+            </w:r>
+            <w:r>
+              <w:rPr>
+                <w:noProof/>
+                <w:webHidden/>
+              </w:rPr>
+              <w:fldChar w:fldCharType="separate"/>
+            </w:r>
+            <w:r>
+              <w:rPr>
+                <w:noProof/>
+                <w:webHidden/>
+              </w:rPr>
+              <w:t>8</w:t>
+            </w:r>
+            <w:r>
+              <w:rPr>
+                <w:noProof/>
+                <w:webHidden/>
+              </w:rPr>
+              <w:fldChar w:fldCharType="end"/>
+            </w:r>
+          </w:hyperlink>
+        </w:p>
+        <w:p>
+          <w:pPr>
+            <w:pStyle w:val="TOC2"/>
+            <w:numPr>
+              <w:ilvl w:val="0"/>
+              <w:numId w:val="0"/>
+            </w:numPr>
+            <w:ind w:left="792" w:hanging="432"/>
+            <w:rPr>
+              <w:rFonts w:asciiTheme="minorHAnsi" w:eastAsiaTheme="minorEastAsia" w:hAnsiTheme="minorHAnsi" w:cstheme="minorBidi"/>
+              <w:noProof/>
+              <w:kern w:val="2"/>
+              <w:sz w:val="24"/>
+              <w:szCs w:val="24"/>
+              <w14:ligatures w14:val="standardContextual"/>
+            </w:rPr>
+          </w:pPr>
+          <w:hyperlink w:anchor="_Toc204798781" w:history="1">
+            <w:r>
+              <w:rPr>
+                <w:rStyle w:val="Hyperlink"/>
+                <w:rFonts w:ascii="Arial" w:hAnsi="Arial" w:cs="Arial"/>
+                <w:noProof/>
+              </w:rPr>
+              <w:t>2.2</w:t>
+            </w:r>
+            <w:r>
+              <w:rPr>
+                <w:rFonts w:asciiTheme="minorHAnsi" w:eastAsiaTheme="minorEastAsia" w:hAnsiTheme="minorHAnsi" w:cstheme="minorBidi"/>
+                <w:noProof/>
+                <w:kern w:val="2"/>
+                <w:sz w:val="24"/>
+                <w:szCs w:val="24"/>
+                <w14:ligatures w14:val="standardContextual"/>
+              </w:rPr>
+              <w:tab/>
+            </w:r>
+            <w:r>
+              <w:rPr>
+                <w:rStyle w:val="Hyperlink"/>
+                <w:rFonts w:ascii="Arial" w:hAnsi="Arial" w:cs="Arial"/>
+                <w:noProof/>
+              </w:rPr>
+              <w:t>Cartridge Path</w:t>
+            </w:r>
+            <w:r>
+              <w:rPr>
+                <w:noProof/>
+                <w:webHidden/>
+              </w:rPr>
+              <w:tab/>
+            </w:r>
+            <w:r>
+              <w:rPr>
+                <w:noProof/>
+                <w:webHidden/>
+              </w:rPr>
+              <w:fldChar w:fldCharType="begin"/>
+            </w:r>
+            <w:r>
+              <w:rPr>
+                <w:noProof/>
+                <w:webHidden/>
+              </w:rPr>
+              <w:instrText xml:space="preserve"> PAGEREF _Toc204798781 \h </w:instrText>
+            </w:r>
+            <w:r>
+              <w:rPr>
+                <w:noProof/>
+                <w:webHidden/>
+              </w:rPr>
+            </w:r>
+            <w:r>
+              <w:rPr>
+                <w:noProof/>
+                <w:webHidden/>
+              </w:rPr>
+              <w:fldChar w:fldCharType="separate"/>
+            </w:r>
+            <w:r>
+              <w:rPr>
+                <w:noProof/>
+                <w:webHidden/>
+              </w:rPr>
+              <w:t>9</w:t>
+            </w:r>
+            <w:r>
+              <w:rPr>
+                <w:noProof/>
+                <w:webHidden/>
+              </w:rPr>
+              <w:fldChar w:fldCharType="end"/>
+            </w:r>
+          </w:hyperlink>
+        </w:p>
+        <w:p>
+          <w:pPr>
+            <w:pStyle w:val="TOC2"/>
+            <w:numPr>
+              <w:ilvl w:val="0"/>
+              <w:numId w:val="0"/>
+            </w:numPr>
+            <w:ind w:left="792" w:hanging="432"/>
+            <w:rPr>
+              <w:rFonts w:asciiTheme="minorHAnsi" w:eastAsiaTheme="minorEastAsia" w:hAnsiTheme="minorHAnsi" w:cstheme="minorBidi"/>
+              <w:noProof/>
+              <w:kern w:val="2"/>
+              <w:sz w:val="24"/>
+              <w:szCs w:val="24"/>
+              <w14:ligatures w14:val="standardContextual"/>
+            </w:rPr>
+          </w:pPr>
+          <w:hyperlink w:anchor="_Toc204798782" w:history="1">
+            <w:r>
+              <w:rPr>
+                <w:rStyle w:val="Hyperlink"/>
+                <w:rFonts w:ascii="Arial" w:hAnsi="Arial" w:cs="Arial"/>
+                <w:noProof/>
+              </w:rPr>
+              <w:t>2.3</w:t>
+            </w:r>
+            <w:r>
+              <w:rPr>
+                <w:rFonts w:asciiTheme="minorHAnsi" w:eastAsiaTheme="minorEastAsia" w:hAnsiTheme="minorHAnsi" w:cstheme="minorBidi"/>
+                <w:noProof/>
+                <w:kern w:val="2"/>
+                <w:sz w:val="24"/>
+                <w:szCs w:val="24"/>
+                <w14:ligatures w14:val="standardContextual"/>
+              </w:rPr>
+              <w:tab/>
+            </w:r>
+            <w:r>
+              <w:rPr>
+                <w:rStyle w:val="Hyperlink"/>
+                <w:rFonts w:ascii="Arial" w:hAnsi="Arial" w:cs="Arial"/>
+                <w:noProof/>
+              </w:rPr>
               <w:t>EswOAuthService</w:t>
             </w:r>
             <w:r>
@@ -2061,7 +2162,7 @@
                 <w:noProof/>
                 <w:webHidden/>
               </w:rPr>
-              <w:instrText xml:space="preserve"> PAGEREF _Toc160574322 \h </w:instrText>
+              <w:instrText xml:space="preserve"> PAGEREF _Toc204798782 \h </w:instrText>
             </w:r>
             <w:r>
               <w:rPr>
@@ -2081,7 +2182,7 @@
                 <w:noProof/>
                 <w:webHidden/>
               </w:rPr>
-              <w:t>8</w:t>
+              <w:t>9</w:t>
             </w:r>
             <w:r>
               <w:rPr>
@@ -2373,6 +2474,7 @@
           <w:ilvl w:val="0"/>
           <w:numId w:val="28"/>
         </w:numPr>
+        <w:spacing w:line="360" w:lineRule="auto"/>
         <w:ind w:left="0" w:firstLine="0"/>
         <w:jc w:val="both"/>
         <w:rPr>
@@ -2384,7 +2486,7 @@
           <w:szCs w:val="28"/>
         </w:rPr>
       </w:pPr>
-      <w:bookmarkStart w:id="0" w:name="_Toc160574312"/>
+      <w:bookmarkStart w:id="0" w:name="_Toc204798771"/>
       <w:r>
         <w:rPr>
           <w:rFonts w:ascii="Arial" w:hAnsi="Arial" w:cs="Arial"/>
@@ -2402,7 +2504,7 @@
     <w:p>
       <w:pPr>
         <w:pStyle w:val="p"/>
-        <w:jc w:val="both"/>
+        <w:spacing w:line="360" w:lineRule="auto"/>
         <w:rPr>
           <w:sz w:val="20"/>
           <w:szCs w:val="20"/>
@@ -2415,7 +2517,7 @@
           <w:szCs w:val="20"/>
           <w:shd w:val="clear" w:color="auto" w:fill="FFFFFF"/>
         </w:rPr>
-        <w:t>ESW SFCC Cartridge provides the capability to synchronize the returns initiated on ESW returns portal/center. When an order is marked for returns on ESW returns portal/centre, relevant returns payload information is stored in SFCC custom order attributes which can be used to further synchronize with other downstream systems.</w:t>
+        <w:t>ESW SFCC Cartridge provides the capability to synchronize the returns initiated on ESW returns portal. When an order is marked for returns on ESW returns portal, relevant returns payload information is stored in SFCC custom order attributes which can be used to further synchronize with other downstream systems.</w:t>
       </w:r>
     </w:p>
     <w:p>
@@ -2425,6 +2527,7 @@
           <w:ilvl w:val="1"/>
           <w:numId w:val="28"/>
         </w:numPr>
+        <w:spacing w:line="360" w:lineRule="auto"/>
         <w:jc w:val="both"/>
         <w:rPr>
           <w:rFonts w:ascii="Arial" w:hAnsi="Arial" w:cs="Arial"/>
@@ -2432,7 +2535,7 @@
           <w:szCs w:val="28"/>
         </w:rPr>
       </w:pPr>
-      <w:bookmarkStart w:id="1" w:name="_Toc160574313"/>
+      <w:bookmarkStart w:id="1" w:name="_Toc204798772"/>
       <w:r>
         <w:rPr>
           <w:rFonts w:ascii="Arial" w:hAnsi="Arial" w:cs="Arial"/>
@@ -2445,6 +2548,7 @@
     </w:p>
     <w:p>
       <w:pPr>
+        <w:spacing w:line="360" w:lineRule="auto"/>
         <w:rPr>
           <w:rFonts w:ascii="Arial" w:hAnsi="Arial" w:cs="Arial"/>
           <w:b/>
@@ -2454,6 +2558,7 @@
     </w:p>
     <w:p>
       <w:pPr>
+        <w:spacing w:line="360" w:lineRule="auto"/>
         <w:rPr>
           <w:rFonts w:ascii="Arial" w:hAnsi="Arial" w:cs="Arial"/>
         </w:rPr>
@@ -2479,6 +2584,7 @@
     </w:p>
     <w:p>
       <w:pPr>
+        <w:spacing w:line="360" w:lineRule="auto"/>
         <w:rPr>
           <w:rFonts w:ascii="Arial" w:hAnsi="Arial" w:cs="Arial"/>
         </w:rPr>
@@ -2491,67 +2597,133 @@
           <w:ilvl w:val="2"/>
           <w:numId w:val="28"/>
         </w:numPr>
+        <w:spacing w:line="360" w:lineRule="auto"/>
         <w:rPr>
           <w:rFonts w:ascii="Arial" w:hAnsi="Arial" w:cs="Arial"/>
           <w:sz w:val="24"/>
           <w:szCs w:val="24"/>
         </w:rPr>
       </w:pPr>
-      <w:bookmarkStart w:id="2" w:name="_Toc160574314"/>
+      <w:bookmarkStart w:id="2" w:name="_Toc204798773"/>
       <w:r>
         <w:rPr>
           <w:rFonts w:ascii="Arial" w:hAnsi="Arial" w:cs="Arial"/>
           <w:sz w:val="24"/>
           <w:szCs w:val="24"/>
         </w:rPr>
-        <w:t>Manual Export</w:t>
+        <w:t>Feature configuration</w:t>
       </w:r>
       <w:bookmarkEnd w:id="2"/>
     </w:p>
     <w:p>
       <w:pPr>
-        <w:rPr>
-          <w:rFonts w:ascii="Arial" w:hAnsi="Arial" w:cs="Arial"/>
-        </w:rPr>
-      </w:pPr>
-    </w:p>
-    <w:p>
-      <w:pPr>
-        <w:rPr>
-          <w:rFonts w:ascii="Arial" w:hAnsi="Arial" w:cs="Arial"/>
-          <w:i/>
-        </w:rPr>
-      </w:pPr>
-      <w:r>
-        <w:rPr>
-          <w:rFonts w:ascii="Arial" w:hAnsi="Arial" w:cs="Arial"/>
-        </w:rPr>
-        <w:t xml:space="preserve">Navigate to </w:t>
-      </w:r>
-      <w:r>
-        <w:rPr>
-          <w:rFonts w:ascii="Arial" w:hAnsi="Arial" w:cs="Arial"/>
-          <w:i/>
-        </w:rPr>
-        <w:t>Merchant Tools &gt; ESW &gt; Returns</w:t>
-      </w:r>
-    </w:p>
-    <w:p>
-      <w:pPr>
-        <w:rPr>
-          <w:rFonts w:ascii="Arial" w:hAnsi="Arial" w:cs="Arial"/>
-        </w:rPr>
-      </w:pPr>
-      <w:r>
-        <w:rPr>
-          <w:rFonts w:ascii="Arial" w:hAnsi="Arial" w:cs="Arial"/>
+        <w:spacing w:line="360" w:lineRule="auto"/>
+        <w:rPr>
+          <w:rFonts w:ascii="Segoe UI" w:hAnsi="Segoe UI" w:cs="Segoe UI"/>
+          <w:color w:val="0D0D0D"/>
+          <w:shd w:val="clear" w:color="auto" w:fill="FFFFFF"/>
+        </w:rPr>
+      </w:pPr>
+      <w:r>
+        <w:rPr>
+          <w:rFonts w:ascii="Arial" w:hAnsi="Arial" w:cs="Arial"/>
+          <w:color w:val="0D0D0D"/>
+          <w:shd w:val="clear" w:color="auto" w:fill="FFFFFF"/>
+        </w:rPr>
+        <w:t xml:space="preserve">The feature can be controlled from the BM module. Clicking on the </w:t>
+      </w:r>
+      <w:r>
+        <w:rPr>
+          <w:rFonts w:ascii="Arial" w:hAnsi="Arial" w:cs="Arial"/>
+          <w:color w:val="0D0D0D"/>
+          <w:shd w:val="clear" w:color="auto" w:fill="FFFFFF"/>
+        </w:rPr>
+        <w:t xml:space="preserve">link from </w:t>
+      </w:r>
+      <w:r>
+        <w:rPr>
+          <w:rFonts w:ascii="Arial" w:hAnsi="Arial" w:cs="Arial"/>
+          <w:b/>
+          <w:bCs/>
+          <w:iCs/>
+        </w:rPr>
+        <w:t>Merchant Tools &gt; ESW &gt; Cartridge Management</w:t>
+      </w:r>
+      <w:r>
+        <w:rPr>
+          <w:rFonts w:ascii="Arial" w:hAnsi="Arial" w:cs="Arial"/>
+          <w:b/>
+          <w:bCs/>
+          <w:iCs/>
+        </w:rPr>
+        <w:t xml:space="preserve"> </w:t>
+      </w:r>
+      <w:r>
+        <w:rPr>
+          <w:rFonts w:ascii="Arial" w:hAnsi="Arial" w:cs="Arial"/>
+          <w:iCs/>
+        </w:rPr>
+        <w:t>and</w:t>
+      </w:r>
+      <w:r>
+        <w:rPr>
+          <w:rFonts w:ascii="Arial" w:hAnsi="Arial" w:cs="Arial"/>
+          <w:color w:val="0D0D0D"/>
+          <w:shd w:val="clear" w:color="auto" w:fill="FFFFFF"/>
+        </w:rPr>
+        <w:t xml:space="preserve"> then </w:t>
+      </w:r>
+      <w:r>
+        <w:rPr>
+          <w:rFonts w:ascii="Arial" w:hAnsi="Arial" w:cs="Arial"/>
+          <w:b/>
+          <w:bCs/>
+          <w:color w:val="0D0D0D"/>
+          <w:shd w:val="clear" w:color="auto" w:fill="FFFFFF"/>
+        </w:rPr>
+        <w:t>Returns &gt; Returns Configuration</w:t>
+      </w:r>
+      <w:r>
+        <w:rPr>
+          <w:rFonts w:ascii="Arial" w:hAnsi="Arial" w:cs="Arial"/>
+          <w:color w:val="0D0D0D"/>
+          <w:shd w:val="clear" w:color="auto" w:fill="FFFFFF"/>
+        </w:rPr>
+        <w:t xml:space="preserve"> will open the returns configuration page. The preference </w:t>
+      </w:r>
+      <w:r>
+        <w:rPr>
+          <w:rFonts w:ascii="Arial" w:hAnsi="Arial" w:cs="Arial"/>
+          <w:b/>
+          <w:bCs/>
+          <w:color w:val="0D0D0D"/>
+          <w:shd w:val="clear" w:color="auto" w:fill="FFFFFF"/>
+        </w:rPr>
+        <w:t>ESW Checkout Only Package Export</w:t>
+      </w:r>
+      <w:r>
+        <w:rPr>
+          <w:rFonts w:ascii="Arial" w:hAnsi="Arial" w:cs="Arial"/>
+          <w:color w:val="0D0D0D"/>
+          <w:shd w:val="clear" w:color="auto" w:fill="FFFFFF"/>
+        </w:rPr>
+        <w:t xml:space="preserve"> can be used as a toggle switch for this feature.</w:t>
+      </w:r>
+      <w:r>
+        <w:rPr>
           <w:noProof/>
         </w:rPr>
+        <w:t xml:space="preserve"> </w:t>
+      </w:r>
+      <w:r>
+        <w:rPr>
+          <w:noProof/>
+        </w:rPr>
         <w:drawing>
-          <wp:inline distT="0" distB="0" distL="0" distR="0" wp14:anchorId="0A6CD092" wp14:editId="16ACD7B2">
-            <wp:extent cx="5943600" cy="4911725"/>
+          <wp:inline distT="0" distB="0" distL="0" distR="0" wp14:anchorId="6C0BFA88" wp14:editId="086D6635">
+            <wp:extent cx="5943600" cy="1730375"/>
             <wp:effectExtent l="0" t="0" r="0" b="3175"/>
-            <wp:docPr id="1421310992" name="Picture 1" descr="A screenshot of a computer&#10;&#10;Description automatically generated"/>
+            <wp:docPr id="2023765332" name="Picture 1" descr="A screenshot of a computer&#10;&#10;AI-generated content may be incorrect."/>
             <wp:cNvGraphicFramePr>
               <a:graphicFrameLocks xmlns:a="http://schemas.openxmlformats.org/drawingml/2006/main" noChangeAspect="1"/>
             </wp:cNvGraphicFramePr>
@@ -2559,17 +2731,11 @@
               <a:graphicData uri="http://schemas.openxmlformats.org/drawingml/2006/picture">
                 <pic:pic xmlns:pic="http://schemas.openxmlformats.org/drawingml/2006/picture">
                   <pic:nvPicPr>
-                    <pic:cNvPr id="1421310992" name="Picture 1" descr="A screenshot of a computer&#10;&#10;Description automatically generated"/>
+                    <pic:cNvPr id="2023765332" name="Picture 1" descr="A screenshot of a computer&#10;&#10;AI-generated content may be incorrect."/>
                     <pic:cNvPicPr/>
                   </pic:nvPicPr>
                   <pic:blipFill>
-                    <a:blip r:embed="rId15">
-                      <a:extLst>
-                        <a:ext uri="{28A0092B-C50C-407E-A947-70E740481C1C}">
-                          <a14:useLocalDpi xmlns:a14="http://schemas.microsoft.com/office/drawing/2010/main" val="0"/>
-                        </a:ext>
-                      </a:extLst>
-                    </a:blip>
+                    <a:blip r:embed="rId15"/>
                     <a:stretch>
                       <a:fillRect/>
                     </a:stretch>
@@ -2577,7 +2743,7 @@
                   <pic:spPr>
                     <a:xfrm>
                       <a:off x="0" y="0"/>
-                      <a:ext cx="5943600" cy="4911725"/>
+                      <a:ext cx="5943600" cy="1730375"/>
                     </a:xfrm>
                     <a:prstGeom prst="rect">
                       <a:avLst/>
@@ -2592,46 +2758,87 @@
     </w:p>
     <w:p>
       <w:pPr>
-        <w:rPr>
-          <w:rFonts w:ascii="Arial" w:hAnsi="Arial" w:cs="Arial"/>
-        </w:rPr>
-      </w:pPr>
+        <w:pStyle w:val="111U"/>
+        <w:numPr>
+          <w:ilvl w:val="2"/>
+          <w:numId w:val="28"/>
+        </w:numPr>
+        <w:spacing w:line="360" w:lineRule="auto"/>
+        <w:rPr>
+          <w:rFonts w:ascii="Arial" w:hAnsi="Arial" w:cs="Arial"/>
+          <w:sz w:val="24"/>
+          <w:szCs w:val="24"/>
+        </w:rPr>
+      </w:pPr>
+      <w:bookmarkStart w:id="3" w:name="_Toc204798774"/>
+      <w:r>
+        <w:rPr>
+          <w:rFonts w:ascii="Arial" w:hAnsi="Arial" w:cs="Arial"/>
+          <w:sz w:val="24"/>
+          <w:szCs w:val="24"/>
+        </w:rPr>
+        <w:t>Manual Export</w:t>
+      </w:r>
+      <w:bookmarkEnd w:id="3"/>
     </w:p>
     <w:p>
       <w:pPr>
-        <w:rPr>
-          <w:rFonts w:ascii="Arial" w:hAnsi="Arial" w:cs="Arial"/>
-        </w:rPr>
-      </w:pPr>
-      <w:r>
-        <w:rPr>
-          <w:rFonts w:ascii="Arial" w:hAnsi="Arial" w:cs="Arial"/>
+        <w:spacing w:line="360" w:lineRule="auto"/>
+        <w:rPr>
+          <w:rFonts w:ascii="Arial" w:hAnsi="Arial" w:cs="Arial"/>
+        </w:rPr>
+      </w:pPr>
+    </w:p>
+    <w:p>
+      <w:pPr>
+        <w:spacing w:line="360" w:lineRule="auto"/>
+        <w:rPr>
+          <w:rFonts w:ascii="Arial" w:hAnsi="Arial" w:cs="Arial"/>
+          <w:i/>
+        </w:rPr>
+      </w:pPr>
+      <w:r>
+        <w:rPr>
+          <w:rFonts w:ascii="Arial" w:hAnsi="Arial" w:cs="Arial"/>
+        </w:rPr>
+        <w:t xml:space="preserve">Navigate to </w:t>
+      </w:r>
+      <w:r>
+        <w:rPr>
+          <w:rFonts w:ascii="Arial" w:hAnsi="Arial" w:cs="Arial"/>
+          <w:b/>
+          <w:bCs/>
+          <w:iCs/>
+        </w:rPr>
+        <w:t xml:space="preserve">Merchant Tools &gt; ESW &gt; </w:t>
+      </w:r>
+      <w:r>
+        <w:rPr>
+          <w:rFonts w:ascii="Arial" w:hAnsi="Arial" w:cs="Arial"/>
+          <w:b/>
+          <w:bCs/>
+          <w:iCs/>
+        </w:rPr>
+        <w:t>Cartridge Management</w:t>
+      </w:r>
+    </w:p>
+    <w:p>
+      <w:pPr>
+        <w:spacing w:line="360" w:lineRule="auto"/>
+        <w:rPr>
+          <w:rFonts w:ascii="Arial" w:hAnsi="Arial" w:cs="Arial"/>
+        </w:rPr>
+      </w:pPr>
+      <w:r>
+        <w:rPr>
+          <w:noProof/>
         </w:rPr>
         <w:lastRenderedPageBreak/>
-        <w:t xml:space="preserve">Upon navigation, the following screen will be displayed, showcasing the </w:t>
-      </w:r>
-      <w:r>
-        <w:rPr>
-          <w:rFonts w:ascii="Arial" w:hAnsi="Arial" w:cs="Arial"/>
-        </w:rPr>
-        <w:t>orders</w:t>
-      </w:r>
-      <w:r>
-        <w:rPr>
-          <w:rFonts w:ascii="Arial" w:hAnsi="Arial" w:cs="Arial"/>
-        </w:rPr>
-        <w:t xml:space="preserve">. </w:t>
-      </w:r>
-      <w:r>
-        <w:rPr>
-          <w:rFonts w:ascii="Arial" w:hAnsi="Arial" w:cs="Arial"/>
-          <w:noProof/>
-        </w:rPr>
         <w:drawing>
-          <wp:inline distT="0" distB="0" distL="0" distR="0" wp14:anchorId="70A72422" wp14:editId="0006A346">
-            <wp:extent cx="5943600" cy="2386330"/>
-            <wp:effectExtent l="0" t="0" r="0" b="0"/>
-            <wp:docPr id="1484479195" name="Picture 1" descr="A screenshot of a computer&#10;&#10;Description automatically generated"/>
+          <wp:inline distT="0" distB="0" distL="0" distR="0" wp14:anchorId="204180A9" wp14:editId="2DD7E629">
+            <wp:extent cx="5943600" cy="2531745"/>
+            <wp:effectExtent l="0" t="0" r="0" b="1905"/>
+            <wp:docPr id="1548239388" name="Picture 1"/>
             <wp:cNvGraphicFramePr>
               <a:graphicFrameLocks xmlns:a="http://schemas.openxmlformats.org/drawingml/2006/main" noChangeAspect="1"/>
             </wp:cNvGraphicFramePr>
@@ -2639,7 +2846,7 @@
               <a:graphicData uri="http://schemas.openxmlformats.org/drawingml/2006/picture">
                 <pic:pic xmlns:pic="http://schemas.openxmlformats.org/drawingml/2006/picture">
                   <pic:nvPicPr>
-                    <pic:cNvPr id="1484479195" name="Picture 1" descr="A screenshot of a computer&#10;&#10;Description automatically generated"/>
+                    <pic:cNvPr id="1548239388" name=""/>
                     <pic:cNvPicPr/>
                   </pic:nvPicPr>
                   <pic:blipFill>
@@ -2651,7 +2858,7 @@
                   <pic:spPr>
                     <a:xfrm>
                       <a:off x="0" y="0"/>
-                      <a:ext cx="5943600" cy="2386330"/>
+                      <a:ext cx="5943600" cy="2531745"/>
                     </a:xfrm>
                     <a:prstGeom prst="rect">
                       <a:avLst/>
@@ -2666,6 +2873,7 @@
     </w:p>
     <w:p>
       <w:pPr>
+        <w:spacing w:line="360" w:lineRule="auto"/>
         <w:rPr>
           <w:rFonts w:ascii="Arial" w:hAnsi="Arial" w:cs="Arial"/>
         </w:rPr>
@@ -2673,326 +2881,58 @@
     </w:p>
     <w:p>
       <w:pPr>
-        <w:shd w:val="clear" w:color="auto" w:fill="FFFFFF"/>
-        <w:spacing w:before="100" w:beforeAutospacing="1" w:after="100" w:afterAutospacing="1"/>
-        <w:rPr>
-          <w:rFonts w:ascii="Arial" w:eastAsia="Times New Roman" w:hAnsi="Arial" w:cs="Arial"/>
-          <w:color w:val="111111"/>
-          <w:lang w:val="en-PK" w:eastAsia="en-PK"/>
-        </w:rPr>
-      </w:pPr>
-      <w:r>
-        <w:rPr>
-          <w:rFonts w:ascii="Arial" w:eastAsia="Times New Roman" w:hAnsi="Arial" w:cs="Arial"/>
-          <w:color w:val="111111"/>
-          <w:lang w:val="en-PK" w:eastAsia="en-PK"/>
-        </w:rPr>
-        <w:t xml:space="preserve">Selected </w:t>
-      </w:r>
-      <w:r>
-        <w:rPr>
-          <w:rFonts w:ascii="Arial" w:eastAsia="Times New Roman" w:hAnsi="Arial" w:cs="Arial"/>
-          <w:color w:val="111111"/>
-          <w:lang w:val="en-PK" w:eastAsia="en-PK"/>
-        </w:rPr>
-        <w:t>orders’ ASNs</w:t>
-      </w:r>
-      <w:r>
-        <w:rPr>
-          <w:rFonts w:ascii="Arial" w:eastAsia="Times New Roman" w:hAnsi="Arial" w:cs="Arial"/>
-          <w:color w:val="111111"/>
-          <w:lang w:val="en-PK" w:eastAsia="en-PK"/>
-        </w:rPr>
-        <w:t xml:space="preserve"> can be </w:t>
-      </w:r>
-      <w:r>
-        <w:rPr>
-          <w:rFonts w:ascii="Arial" w:eastAsia="Times New Roman" w:hAnsi="Arial" w:cs="Arial"/>
-          <w:color w:val="111111"/>
-          <w:lang w:val="en-PK" w:eastAsia="en-PK"/>
-        </w:rPr>
-        <w:t>exported</w:t>
-      </w:r>
-      <w:r>
-        <w:rPr>
-          <w:rFonts w:ascii="Arial" w:eastAsia="Times New Roman" w:hAnsi="Arial" w:cs="Arial"/>
-          <w:color w:val="111111"/>
-          <w:lang w:val="en-PK" w:eastAsia="en-PK"/>
-        </w:rPr>
-        <w:t xml:space="preserve"> manually by selecting the </w:t>
-      </w:r>
-      <w:r>
-        <w:rPr>
-          <w:rFonts w:ascii="Arial" w:eastAsia="Times New Roman" w:hAnsi="Arial" w:cs="Arial"/>
-          <w:color w:val="111111"/>
-          <w:lang w:val="en-PK" w:eastAsia="en-PK"/>
-        </w:rPr>
-        <w:t>orders</w:t>
-      </w:r>
-      <w:r>
-        <w:rPr>
-          <w:rFonts w:ascii="Arial" w:eastAsia="Times New Roman" w:hAnsi="Arial" w:cs="Arial"/>
-          <w:color w:val="111111"/>
-          <w:lang w:val="en-PK" w:eastAsia="en-PK"/>
-        </w:rPr>
-        <w:t xml:space="preserve"> and clicking </w:t>
-      </w:r>
-      <w:r>
-        <w:rPr>
-          <w:rFonts w:ascii="Arial" w:eastAsia="Times New Roman" w:hAnsi="Arial" w:cs="Arial"/>
-          <w:i/>
-          <w:iCs/>
-          <w:color w:val="111111"/>
-          <w:lang w:val="en-PK" w:eastAsia="en-PK"/>
-        </w:rPr>
-        <w:t>Export</w:t>
-      </w:r>
-      <w:r>
-        <w:rPr>
-          <w:rFonts w:ascii="Arial" w:eastAsia="Times New Roman" w:hAnsi="Arial" w:cs="Arial"/>
-          <w:i/>
-          <w:iCs/>
-          <w:color w:val="111111"/>
-          <w:lang w:val="en-PK" w:eastAsia="en-PK"/>
-        </w:rPr>
-        <w:t xml:space="preserve"> Selected</w:t>
-      </w:r>
-      <w:r>
-        <w:rPr>
-          <w:rFonts w:ascii="Arial" w:eastAsia="Times New Roman" w:hAnsi="Arial" w:cs="Arial"/>
-          <w:color w:val="111111"/>
-          <w:lang w:val="en-PK" w:eastAsia="en-PK"/>
-        </w:rPr>
-        <w:t>. Here are the details, regarding the custom action and fields on the page</w:t>
-      </w:r>
-    </w:p>
-    <w:p>
-      <w:pPr>
-        <w:numPr>
-          <w:ilvl w:val="0"/>
-          <w:numId w:val="33"/>
-        </w:numPr>
-        <w:shd w:val="clear" w:color="auto" w:fill="FFFFFF"/>
-        <w:rPr>
-          <w:rFonts w:ascii="Arial" w:eastAsia="Times New Roman" w:hAnsi="Arial" w:cs="Arial"/>
-          <w:color w:val="111111"/>
-          <w:lang w:val="en-PK" w:eastAsia="en-PK"/>
-        </w:rPr>
-      </w:pPr>
-      <w:r>
-        <w:rPr>
-          <w:rFonts w:ascii="Arial" w:eastAsia="Times New Roman" w:hAnsi="Arial" w:cs="Arial"/>
+        <w:spacing w:line="360" w:lineRule="auto"/>
+        <w:rPr>
+          <w:rFonts w:ascii="Arial" w:hAnsi="Arial" w:cs="Arial"/>
+        </w:rPr>
+      </w:pPr>
+      <w:r>
+        <w:rPr>
+          <w:rFonts w:ascii="Arial" w:hAnsi="Arial" w:cs="Arial"/>
+        </w:rPr>
+        <w:t xml:space="preserve">And then </w:t>
+      </w:r>
+      <w:r>
+        <w:rPr>
+          <w:rFonts w:ascii="Arial" w:hAnsi="Arial" w:cs="Arial"/>
           <w:b/>
           <w:bCs/>
-          <w:color w:val="111111"/>
-          <w:lang w:val="en-PK" w:eastAsia="en-PK"/>
-        </w:rPr>
-        <w:t>Export</w:t>
-      </w:r>
-      <w:r>
-        <w:rPr>
-          <w:rFonts w:ascii="Arial" w:eastAsia="Times New Roman" w:hAnsi="Arial" w:cs="Arial"/>
-          <w:b/>
-          <w:bCs/>
-          <w:color w:val="111111"/>
-          <w:lang w:val="en-PK" w:eastAsia="en-PK"/>
-        </w:rPr>
-        <w:t xml:space="preserve"> All</w:t>
-      </w:r>
-      <w:r>
-        <w:rPr>
-          <w:rFonts w:ascii="Arial" w:eastAsia="Times New Roman" w:hAnsi="Arial" w:cs="Arial"/>
-          <w:color w:val="111111"/>
-          <w:lang w:val="en-PK" w:eastAsia="en-PK"/>
-        </w:rPr>
-        <w:t>:</w:t>
-      </w:r>
-      <w:r>
-        <w:rPr>
-          <w:rFonts w:ascii="Arial" w:eastAsia="Times New Roman" w:hAnsi="Arial" w:cs="Arial"/>
-          <w:b/>
-          <w:bCs/>
-          <w:color w:val="111111"/>
-          <w:lang w:val="en-PK" w:eastAsia="en-PK"/>
-        </w:rPr>
-        <w:t> </w:t>
-      </w:r>
-      <w:r>
-        <w:rPr>
-          <w:rFonts w:ascii="Arial" w:eastAsia="Times New Roman" w:hAnsi="Arial" w:cs="Arial"/>
-          <w:color w:val="111111"/>
-          <w:lang w:val="en-PK" w:eastAsia="en-PK"/>
-        </w:rPr>
-        <w:t xml:space="preserve">This button is used to </w:t>
-      </w:r>
-      <w:r>
-        <w:rPr>
-          <w:rFonts w:ascii="Arial" w:eastAsia="Times New Roman" w:hAnsi="Arial" w:cs="Arial"/>
-          <w:color w:val="111111"/>
-          <w:lang w:val="en-PK" w:eastAsia="en-PK"/>
-        </w:rPr>
-        <w:t>Export</w:t>
-      </w:r>
-      <w:r>
-        <w:rPr>
-          <w:rFonts w:ascii="Arial" w:eastAsia="Times New Roman" w:hAnsi="Arial" w:cs="Arial"/>
-          <w:color w:val="111111"/>
-          <w:lang w:val="en-PK" w:eastAsia="en-PK"/>
-        </w:rPr>
-        <w:t xml:space="preserve"> All the </w:t>
-      </w:r>
-      <w:r>
-        <w:rPr>
-          <w:rFonts w:ascii="Arial" w:eastAsia="Times New Roman" w:hAnsi="Arial" w:cs="Arial"/>
-          <w:color w:val="111111"/>
-          <w:lang w:val="en-PK" w:eastAsia="en-PK"/>
-        </w:rPr>
-        <w:t>non exported ASNs</w:t>
-      </w:r>
-      <w:r>
-        <w:rPr>
-          <w:rFonts w:ascii="Arial" w:eastAsia="Times New Roman" w:hAnsi="Arial" w:cs="Arial"/>
-          <w:color w:val="111111"/>
-          <w:lang w:val="en-PK" w:eastAsia="en-PK"/>
-        </w:rPr>
-        <w:t>.</w:t>
-      </w:r>
-    </w:p>
-    <w:p>
-      <w:pPr>
-        <w:numPr>
-          <w:ilvl w:val="0"/>
-          <w:numId w:val="33"/>
-        </w:numPr>
-        <w:shd w:val="clear" w:color="auto" w:fill="FFFFFF"/>
-        <w:rPr>
-          <w:rFonts w:ascii="Arial" w:eastAsia="Times New Roman" w:hAnsi="Arial" w:cs="Arial"/>
-          <w:color w:val="111111"/>
-          <w:lang w:val="en-PK" w:eastAsia="en-PK"/>
-        </w:rPr>
-      </w:pPr>
-      <w:r>
-        <w:rPr>
-          <w:rFonts w:ascii="Arial" w:eastAsia="Times New Roman" w:hAnsi="Arial" w:cs="Arial"/>
-          <w:b/>
-          <w:bCs/>
-          <w:color w:val="111111"/>
-          <w:lang w:val="en-PK" w:eastAsia="en-PK"/>
-        </w:rPr>
-        <w:t>Export</w:t>
-      </w:r>
-      <w:r>
-        <w:rPr>
-          <w:rFonts w:ascii="Arial" w:eastAsia="Times New Roman" w:hAnsi="Arial" w:cs="Arial"/>
-          <w:b/>
-          <w:bCs/>
-          <w:color w:val="111111"/>
-          <w:lang w:val="en-PK" w:eastAsia="en-PK"/>
-        </w:rPr>
-        <w:t xml:space="preserve"> Selected</w:t>
-      </w:r>
-      <w:r>
-        <w:rPr>
-          <w:rFonts w:ascii="Arial" w:eastAsia="Times New Roman" w:hAnsi="Arial" w:cs="Arial"/>
-          <w:color w:val="111111"/>
-          <w:lang w:val="en-PK" w:eastAsia="en-PK"/>
-        </w:rPr>
-        <w:t xml:space="preserve">: This button is used to </w:t>
-      </w:r>
-      <w:r>
-        <w:rPr>
-          <w:rFonts w:ascii="Arial" w:eastAsia="Times New Roman" w:hAnsi="Arial" w:cs="Arial"/>
-          <w:color w:val="111111"/>
-          <w:lang w:val="en-PK" w:eastAsia="en-PK"/>
-        </w:rPr>
-        <w:t>export selected ASNs</w:t>
-      </w:r>
-      <w:r>
-        <w:rPr>
-          <w:rFonts w:ascii="Arial" w:eastAsia="Times New Roman" w:hAnsi="Arial" w:cs="Arial"/>
-          <w:color w:val="111111"/>
-          <w:lang w:val="en-PK" w:eastAsia="en-PK"/>
-        </w:rPr>
-        <w:t>.</w:t>
-      </w:r>
-    </w:p>
-    <w:p>
-      <w:pPr>
-        <w:shd w:val="clear" w:color="auto" w:fill="FFFFFF"/>
-        <w:spacing w:before="100" w:beforeAutospacing="1" w:after="100" w:afterAutospacing="1"/>
-        <w:rPr>
-          <w:rFonts w:ascii="Arial" w:eastAsia="Times New Roman" w:hAnsi="Arial" w:cs="Arial"/>
-          <w:color w:val="111111"/>
-          <w:lang w:val="en-PK" w:eastAsia="en-PK"/>
-        </w:rPr>
-      </w:pPr>
-      <w:r>
-        <w:rPr>
-          <w:rFonts w:ascii="Arial" w:eastAsia="Times New Roman" w:hAnsi="Arial" w:cs="Arial"/>
-          <w:i/>
-          <w:iCs/>
-          <w:color w:val="111111"/>
-          <w:lang w:val="en-PK" w:eastAsia="en-PK"/>
-        </w:rPr>
-        <w:t>Export</w:t>
-      </w:r>
-      <w:r>
-        <w:rPr>
-          <w:rFonts w:ascii="Arial" w:eastAsia="Times New Roman" w:hAnsi="Arial" w:cs="Arial"/>
-          <w:i/>
-          <w:iCs/>
-          <w:color w:val="111111"/>
-          <w:lang w:val="en-PK" w:eastAsia="en-PK"/>
-        </w:rPr>
-        <w:t xml:space="preserve"> Status</w:t>
-      </w:r>
-      <w:r>
-        <w:rPr>
-          <w:rFonts w:ascii="Arial" w:eastAsia="Times New Roman" w:hAnsi="Arial" w:cs="Arial"/>
-          <w:color w:val="111111"/>
-          <w:lang w:val="en-PK" w:eastAsia="en-PK"/>
-        </w:rPr>
-        <w:t> and </w:t>
-      </w:r>
-      <w:r>
-        <w:rPr>
-          <w:rFonts w:ascii="Arial" w:eastAsia="Times New Roman" w:hAnsi="Arial" w:cs="Arial"/>
-          <w:i/>
-          <w:iCs/>
-          <w:color w:val="111111"/>
-          <w:lang w:val="en-PK" w:eastAsia="en-PK"/>
-        </w:rPr>
-        <w:t>Export</w:t>
-      </w:r>
-      <w:r>
-        <w:rPr>
-          <w:rFonts w:ascii="Arial" w:eastAsia="Times New Roman" w:hAnsi="Arial" w:cs="Arial"/>
-          <w:i/>
-          <w:iCs/>
-          <w:color w:val="111111"/>
-          <w:lang w:val="en-PK" w:eastAsia="en-PK"/>
-        </w:rPr>
-        <w:t xml:space="preserve"> Status Message</w:t>
-      </w:r>
-      <w:r>
-        <w:rPr>
-          <w:rFonts w:ascii="Arial" w:eastAsia="Times New Roman" w:hAnsi="Arial" w:cs="Arial"/>
-          <w:color w:val="111111"/>
-          <w:lang w:val="en-PK" w:eastAsia="en-PK"/>
-        </w:rPr>
-        <w:t> will be updated</w:t>
-      </w:r>
-    </w:p>
-    <w:p>
+        </w:rPr>
+        <w:t>Returns &gt; Package ASN Export</w:t>
+      </w:r>
+      <w:r>
+        <w:rPr>
+          <w:rFonts w:ascii="Arial" w:hAnsi="Arial" w:cs="Arial"/>
+        </w:rPr>
+        <w:t>. Th</w:t>
+      </w:r>
+      <w:r>
+        <w:rPr>
+          <w:rFonts w:ascii="Arial" w:hAnsi="Arial" w:cs="Arial"/>
+        </w:rPr>
+        <w:t xml:space="preserve">e following screen will be displayed, showcasing the </w:t>
+      </w:r>
+      <w:r>
+        <w:rPr>
+          <w:rFonts w:ascii="Arial" w:hAnsi="Arial" w:cs="Arial"/>
+        </w:rPr>
+        <w:t>orders</w:t>
+      </w:r>
+      <w:r>
+        <w:rPr>
+          <w:rFonts w:ascii="Arial" w:hAnsi="Arial" w:cs="Arial"/>
+        </w:rPr>
+        <w:t xml:space="preserve">. </w:t>
+      </w:r>
       <w:r>
         <w:rPr>
           <w:noProof/>
         </w:rPr>
         <w:drawing>
-          <wp:inline distT="0" distB="0" distL="0" distR="0" wp14:anchorId="046467F8" wp14:editId="58B97A67">
-            <wp:extent cx="5943600" cy="2517140"/>
+          <wp:inline distT="0" distB="0" distL="0" distR="0" wp14:anchorId="4A7B3FD6" wp14:editId="4F89EAE3">
+            <wp:extent cx="5943600" cy="2236470"/>
             <wp:effectExtent l="0" t="0" r="0" b="0"/>
-            <wp:docPr id="510882593" name="Picture 2" descr="A screenshot of a computer&#10;&#10;Description automatically generated"/>
+            <wp:docPr id="936306839" name="Picture 1"/>
             <wp:cNvGraphicFramePr>
               <a:graphicFrameLocks xmlns:a="http://schemas.openxmlformats.org/drawingml/2006/main" noChangeAspect="1"/>
             </wp:cNvGraphicFramePr>
@@ -3000,17 +2940,11 @@
               <a:graphicData uri="http://schemas.openxmlformats.org/drawingml/2006/picture">
                 <pic:pic xmlns:pic="http://schemas.openxmlformats.org/drawingml/2006/picture">
                   <pic:nvPicPr>
-                    <pic:cNvPr id="510882593" name="Picture 2" descr="A screenshot of a computer&#10;&#10;Description automatically generated"/>
+                    <pic:cNvPr id="936306839" name=""/>
                     <pic:cNvPicPr/>
                   </pic:nvPicPr>
                   <pic:blipFill>
-                    <a:blip r:embed="rId17" cstate="print">
-                      <a:extLst>
-                        <a:ext uri="{28A0092B-C50C-407E-A947-70E740481C1C}">
-                          <a14:useLocalDpi xmlns:a14="http://schemas.microsoft.com/office/drawing/2010/main" val="0"/>
-                        </a:ext>
-                      </a:extLst>
-                    </a:blip>
+                    <a:blip r:embed="rId17"/>
                     <a:stretch>
                       <a:fillRect/>
                     </a:stretch>
@@ -3018,7 +2952,7 @@
                   <pic:spPr>
                     <a:xfrm>
                       <a:off x="0" y="0"/>
-                      <a:ext cx="5943600" cy="2517140"/>
+                      <a:ext cx="5943600" cy="2236470"/>
                     </a:xfrm>
                     <a:prstGeom prst="rect">
                       <a:avLst/>
@@ -3033,6 +2967,7 @@
     </w:p>
     <w:p>
       <w:pPr>
+        <w:spacing w:line="360" w:lineRule="auto"/>
         <w:rPr>
           <w:rFonts w:ascii="Arial" w:hAnsi="Arial" w:cs="Arial"/>
         </w:rPr>
@@ -3040,41 +2975,333 @@
     </w:p>
     <w:p>
       <w:pPr>
-        <w:rPr>
-          <w:rFonts w:ascii="Arial" w:hAnsi="Arial" w:cs="Arial"/>
-        </w:rPr>
-      </w:pPr>
+        <w:shd w:val="clear" w:color="auto" w:fill="FFFFFF"/>
+        <w:spacing w:before="100" w:beforeAutospacing="1" w:after="100" w:afterAutospacing="1" w:line="360" w:lineRule="auto"/>
+        <w:rPr>
+          <w:rFonts w:ascii="Arial" w:eastAsia="Times New Roman" w:hAnsi="Arial" w:cs="Arial"/>
+          <w:color w:val="111111"/>
+        </w:rPr>
+      </w:pPr>
+      <w:r>
+        <w:rPr>
+          <w:rFonts w:ascii="Arial" w:eastAsia="Times New Roman" w:hAnsi="Arial" w:cs="Arial"/>
+          <w:color w:val="111111"/>
+        </w:rPr>
+        <w:t xml:space="preserve">Selected </w:t>
+      </w:r>
+      <w:r>
+        <w:rPr>
+          <w:rFonts w:ascii="Arial" w:eastAsia="Times New Roman" w:hAnsi="Arial" w:cs="Arial"/>
+          <w:color w:val="111111"/>
+        </w:rPr>
+        <w:t>orders’ ASNs</w:t>
+      </w:r>
+      <w:r>
+        <w:rPr>
+          <w:rFonts w:ascii="Arial" w:eastAsia="Times New Roman" w:hAnsi="Arial" w:cs="Arial"/>
+          <w:color w:val="111111"/>
+        </w:rPr>
+        <w:t xml:space="preserve"> can be </w:t>
+      </w:r>
+      <w:r>
+        <w:rPr>
+          <w:rFonts w:ascii="Arial" w:eastAsia="Times New Roman" w:hAnsi="Arial" w:cs="Arial"/>
+          <w:color w:val="111111"/>
+        </w:rPr>
+        <w:t>exported</w:t>
+      </w:r>
+      <w:r>
+        <w:rPr>
+          <w:rFonts w:ascii="Arial" w:eastAsia="Times New Roman" w:hAnsi="Arial" w:cs="Arial"/>
+          <w:color w:val="111111"/>
+        </w:rPr>
+        <w:t xml:space="preserve"> manually by selecting the </w:t>
+      </w:r>
+      <w:r>
+        <w:rPr>
+          <w:rFonts w:ascii="Arial" w:eastAsia="Times New Roman" w:hAnsi="Arial" w:cs="Arial"/>
+          <w:color w:val="111111"/>
+        </w:rPr>
+        <w:t>orders</w:t>
+      </w:r>
+      <w:r>
+        <w:rPr>
+          <w:rFonts w:ascii="Arial" w:eastAsia="Times New Roman" w:hAnsi="Arial" w:cs="Arial"/>
+          <w:color w:val="111111"/>
+        </w:rPr>
+        <w:t xml:space="preserve"> and clicking </w:t>
+      </w:r>
+      <w:r>
+        <w:rPr>
+          <w:rFonts w:ascii="Arial" w:eastAsia="Times New Roman" w:hAnsi="Arial" w:cs="Arial"/>
+          <w:i/>
+          <w:iCs/>
+          <w:color w:val="111111"/>
+        </w:rPr>
+        <w:t>Export</w:t>
+      </w:r>
+      <w:r>
+        <w:rPr>
+          <w:rFonts w:ascii="Arial" w:eastAsia="Times New Roman" w:hAnsi="Arial" w:cs="Arial"/>
+          <w:i/>
+          <w:iCs/>
+          <w:color w:val="111111"/>
+        </w:rPr>
+        <w:t xml:space="preserve"> Selected</w:t>
+      </w:r>
+      <w:r>
+        <w:rPr>
+          <w:rFonts w:ascii="Arial" w:eastAsia="Times New Roman" w:hAnsi="Arial" w:cs="Arial"/>
+          <w:color w:val="111111"/>
+        </w:rPr>
+        <w:t>. Here are the details, regarding the custom action and fields on the page</w:t>
+      </w:r>
     </w:p>
     <w:p>
       <w:pPr>
-        <w:rPr>
-          <w:rFonts w:ascii="Arial" w:hAnsi="Arial" w:cs="Arial"/>
-        </w:rPr>
-      </w:pPr>
+        <w:numPr>
+          <w:ilvl w:val="0"/>
+          <w:numId w:val="33"/>
+        </w:numPr>
+        <w:shd w:val="clear" w:color="auto" w:fill="FFFFFF"/>
+        <w:spacing w:line="360" w:lineRule="auto"/>
+        <w:rPr>
+          <w:rFonts w:ascii="Arial" w:eastAsia="Times New Roman" w:hAnsi="Arial" w:cs="Arial"/>
+          <w:color w:val="111111"/>
+        </w:rPr>
+      </w:pPr>
+      <w:r>
+        <w:rPr>
+          <w:rFonts w:ascii="Arial" w:eastAsia="Times New Roman" w:hAnsi="Arial" w:cs="Arial"/>
+          <w:b/>
+          <w:bCs/>
+          <w:color w:val="111111"/>
+        </w:rPr>
+        <w:t>Export</w:t>
+      </w:r>
+      <w:r>
+        <w:rPr>
+          <w:rFonts w:ascii="Arial" w:eastAsia="Times New Roman" w:hAnsi="Arial" w:cs="Arial"/>
+          <w:b/>
+          <w:bCs/>
+          <w:color w:val="111111"/>
+        </w:rPr>
+        <w:t xml:space="preserve"> All</w:t>
+      </w:r>
+      <w:r>
+        <w:rPr>
+          <w:rFonts w:ascii="Arial" w:eastAsia="Times New Roman" w:hAnsi="Arial" w:cs="Arial"/>
+          <w:color w:val="111111"/>
+        </w:rPr>
+        <w:t>:</w:t>
+      </w:r>
+      <w:r>
+        <w:rPr>
+          <w:rFonts w:ascii="Arial" w:eastAsia="Times New Roman" w:hAnsi="Arial" w:cs="Arial"/>
+          <w:b/>
+          <w:bCs/>
+          <w:color w:val="111111"/>
+        </w:rPr>
+        <w:t> </w:t>
+      </w:r>
+      <w:r>
+        <w:rPr>
+          <w:rFonts w:ascii="Arial" w:eastAsia="Times New Roman" w:hAnsi="Arial" w:cs="Arial"/>
+          <w:color w:val="111111"/>
+        </w:rPr>
+        <w:t xml:space="preserve">This button is used to </w:t>
+      </w:r>
+      <w:r>
+        <w:rPr>
+          <w:rFonts w:ascii="Arial" w:eastAsia="Times New Roman" w:hAnsi="Arial" w:cs="Arial"/>
+          <w:color w:val="111111"/>
+        </w:rPr>
+        <w:t>Export</w:t>
+      </w:r>
+      <w:r>
+        <w:rPr>
+          <w:rFonts w:ascii="Arial" w:eastAsia="Times New Roman" w:hAnsi="Arial" w:cs="Arial"/>
+          <w:color w:val="111111"/>
+        </w:rPr>
+        <w:t xml:space="preserve"> All the </w:t>
+      </w:r>
+      <w:r>
+        <w:rPr>
+          <w:rFonts w:ascii="Arial" w:eastAsia="Times New Roman" w:hAnsi="Arial" w:cs="Arial"/>
+          <w:color w:val="111111"/>
+        </w:rPr>
+        <w:t>non exported ASNs</w:t>
+      </w:r>
+      <w:r>
+        <w:rPr>
+          <w:rFonts w:ascii="Arial" w:eastAsia="Times New Roman" w:hAnsi="Arial" w:cs="Arial"/>
+          <w:color w:val="111111"/>
+        </w:rPr>
+        <w:t>.</w:t>
+      </w:r>
     </w:p>
     <w:p>
       <w:pPr>
-        <w:rPr>
-          <w:rFonts w:ascii="Arial" w:hAnsi="Arial" w:cs="Arial"/>
-        </w:rPr>
-      </w:pPr>
+        <w:numPr>
+          <w:ilvl w:val="0"/>
+          <w:numId w:val="33"/>
+        </w:numPr>
+        <w:shd w:val="clear" w:color="auto" w:fill="FFFFFF"/>
+        <w:spacing w:line="360" w:lineRule="auto"/>
+        <w:rPr>
+          <w:rFonts w:ascii="Arial" w:eastAsia="Times New Roman" w:hAnsi="Arial" w:cs="Arial"/>
+          <w:color w:val="111111"/>
+        </w:rPr>
+      </w:pPr>
+      <w:r>
+        <w:rPr>
+          <w:rFonts w:ascii="Arial" w:eastAsia="Times New Roman" w:hAnsi="Arial" w:cs="Arial"/>
+          <w:b/>
+          <w:bCs/>
+          <w:color w:val="111111"/>
+        </w:rPr>
+        <w:t>Export</w:t>
+      </w:r>
+      <w:r>
+        <w:rPr>
+          <w:rFonts w:ascii="Arial" w:eastAsia="Times New Roman" w:hAnsi="Arial" w:cs="Arial"/>
+          <w:b/>
+          <w:bCs/>
+          <w:color w:val="111111"/>
+        </w:rPr>
+        <w:t xml:space="preserve"> Selected</w:t>
+      </w:r>
+      <w:r>
+        <w:rPr>
+          <w:rFonts w:ascii="Arial" w:eastAsia="Times New Roman" w:hAnsi="Arial" w:cs="Arial"/>
+          <w:color w:val="111111"/>
+        </w:rPr>
+        <w:t xml:space="preserve">: This button is used to </w:t>
+      </w:r>
+      <w:r>
+        <w:rPr>
+          <w:rFonts w:ascii="Arial" w:eastAsia="Times New Roman" w:hAnsi="Arial" w:cs="Arial"/>
+          <w:color w:val="111111"/>
+        </w:rPr>
+        <w:t>export selected ASNs</w:t>
+      </w:r>
+      <w:r>
+        <w:rPr>
+          <w:rFonts w:ascii="Arial" w:eastAsia="Times New Roman" w:hAnsi="Arial" w:cs="Arial"/>
+          <w:color w:val="111111"/>
+        </w:rPr>
+        <w:t>.</w:t>
+      </w:r>
     </w:p>
     <w:p>
       <w:pPr>
-        <w:rPr>
-          <w:rFonts w:ascii="Arial" w:hAnsi="Arial" w:cs="Arial"/>
-        </w:rPr>
-      </w:pPr>
+        <w:shd w:val="clear" w:color="auto" w:fill="FFFFFF"/>
+        <w:spacing w:before="100" w:beforeAutospacing="1" w:after="100" w:afterAutospacing="1" w:line="360" w:lineRule="auto"/>
+        <w:rPr>
+          <w:rFonts w:ascii="Arial" w:eastAsia="Times New Roman" w:hAnsi="Arial" w:cs="Arial"/>
+          <w:color w:val="111111"/>
+        </w:rPr>
+      </w:pPr>
+      <w:r>
+        <w:rPr>
+          <w:rFonts w:ascii="Arial" w:eastAsia="Times New Roman" w:hAnsi="Arial" w:cs="Arial"/>
+          <w:i/>
+          <w:iCs/>
+          <w:color w:val="111111"/>
+        </w:rPr>
+        <w:t>Export</w:t>
+      </w:r>
+      <w:r>
+        <w:rPr>
+          <w:rFonts w:ascii="Arial" w:eastAsia="Times New Roman" w:hAnsi="Arial" w:cs="Arial"/>
+          <w:i/>
+          <w:iCs/>
+          <w:color w:val="111111"/>
+        </w:rPr>
+        <w:t xml:space="preserve"> Status</w:t>
+      </w:r>
+      <w:r>
+        <w:rPr>
+          <w:rFonts w:ascii="Arial" w:eastAsia="Times New Roman" w:hAnsi="Arial" w:cs="Arial"/>
+          <w:color w:val="111111"/>
+        </w:rPr>
+        <w:t> and </w:t>
+      </w:r>
+      <w:r>
+        <w:rPr>
+          <w:rFonts w:ascii="Arial" w:eastAsia="Times New Roman" w:hAnsi="Arial" w:cs="Arial"/>
+          <w:i/>
+          <w:iCs/>
+          <w:color w:val="111111"/>
+        </w:rPr>
+        <w:t>Export</w:t>
+      </w:r>
+      <w:r>
+        <w:rPr>
+          <w:rFonts w:ascii="Arial" w:eastAsia="Times New Roman" w:hAnsi="Arial" w:cs="Arial"/>
+          <w:i/>
+          <w:iCs/>
+          <w:color w:val="111111"/>
+        </w:rPr>
+        <w:t xml:space="preserve"> Status Message</w:t>
+      </w:r>
+      <w:r>
+        <w:rPr>
+          <w:rFonts w:ascii="Arial" w:eastAsia="Times New Roman" w:hAnsi="Arial" w:cs="Arial"/>
+          <w:color w:val="111111"/>
+        </w:rPr>
+        <w:t> will be updated</w:t>
+      </w:r>
     </w:p>
     <w:p>
       <w:pPr>
-        <w:rPr>
-          <w:rFonts w:ascii="Arial" w:hAnsi="Arial" w:cs="Arial"/>
-        </w:rPr>
-      </w:pPr>
+        <w:spacing w:line="360" w:lineRule="auto"/>
+      </w:pPr>
+      <w:r>
+        <w:rPr>
+          <w:noProof/>
+        </w:rPr>
+        <w:lastRenderedPageBreak/>
+        <w:drawing>
+          <wp:inline distT="0" distB="0" distL="0" distR="0" wp14:anchorId="6E677892" wp14:editId="38611A9C">
+            <wp:extent cx="5943600" cy="2295525"/>
+            <wp:effectExtent l="0" t="0" r="0" b="9525"/>
+            <wp:docPr id="1421268649" name="Picture 1"/>
+            <wp:cNvGraphicFramePr>
+              <a:graphicFrameLocks xmlns:a="http://schemas.openxmlformats.org/drawingml/2006/main" noChangeAspect="1"/>
+            </wp:cNvGraphicFramePr>
+            <a:graphic xmlns:a="http://schemas.openxmlformats.org/drawingml/2006/main">
+              <a:graphicData uri="http://schemas.openxmlformats.org/drawingml/2006/picture">
+                <pic:pic xmlns:pic="http://schemas.openxmlformats.org/drawingml/2006/picture">
+                  <pic:nvPicPr>
+                    <pic:cNvPr id="1421268649" name=""/>
+                    <pic:cNvPicPr/>
+                  </pic:nvPicPr>
+                  <pic:blipFill>
+                    <a:blip r:embed="rId18"/>
+                    <a:stretch>
+                      <a:fillRect/>
+                    </a:stretch>
+                  </pic:blipFill>
+                  <pic:spPr>
+                    <a:xfrm>
+                      <a:off x="0" y="0"/>
+                      <a:ext cx="5943600" cy="2295525"/>
+                    </a:xfrm>
+                    <a:prstGeom prst="rect">
+                      <a:avLst/>
+                    </a:prstGeom>
+                  </pic:spPr>
+                </pic:pic>
+              </a:graphicData>
+            </a:graphic>
+          </wp:inline>
+        </w:drawing>
+      </w:r>
     </w:p>
     <w:p>
       <w:pPr>
+        <w:spacing w:line="360" w:lineRule="auto"/>
         <w:rPr>
           <w:rFonts w:ascii="Arial" w:hAnsi="Arial" w:cs="Arial"/>
         </w:rPr>
@@ -3082,6 +3309,7 @@
     </w:p>
     <w:p>
       <w:pPr>
+        <w:spacing w:line="360" w:lineRule="auto"/>
         <w:rPr>
           <w:rFonts w:ascii="Arial" w:hAnsi="Arial" w:cs="Arial"/>
         </w:rPr>
@@ -3089,6 +3317,7 @@
     </w:p>
     <w:p>
       <w:pPr>
+        <w:spacing w:line="360" w:lineRule="auto"/>
         <w:rPr>
           <w:rFonts w:ascii="Arial" w:hAnsi="Arial" w:cs="Arial"/>
         </w:rPr>
@@ -3096,6 +3325,55 @@
     </w:p>
     <w:p>
       <w:pPr>
+        <w:spacing w:line="360" w:lineRule="auto"/>
+        <w:rPr>
+          <w:rFonts w:ascii="Arial" w:hAnsi="Arial" w:cs="Arial"/>
+        </w:rPr>
+      </w:pPr>
+    </w:p>
+    <w:p>
+      <w:pPr>
+        <w:spacing w:line="360" w:lineRule="auto"/>
+        <w:rPr>
+          <w:rFonts w:ascii="Arial" w:hAnsi="Arial" w:cs="Arial"/>
+        </w:rPr>
+      </w:pPr>
+    </w:p>
+    <w:p>
+      <w:pPr>
+        <w:spacing w:line="360" w:lineRule="auto"/>
+        <w:rPr>
+          <w:rFonts w:ascii="Arial" w:hAnsi="Arial" w:cs="Arial"/>
+        </w:rPr>
+      </w:pPr>
+    </w:p>
+    <w:p>
+      <w:pPr>
+        <w:spacing w:line="360" w:lineRule="auto"/>
+        <w:rPr>
+          <w:rFonts w:ascii="Arial" w:hAnsi="Arial" w:cs="Arial"/>
+        </w:rPr>
+      </w:pPr>
+    </w:p>
+    <w:p>
+      <w:pPr>
+        <w:spacing w:line="360" w:lineRule="auto"/>
+        <w:rPr>
+          <w:rFonts w:ascii="Arial" w:hAnsi="Arial" w:cs="Arial"/>
+        </w:rPr>
+      </w:pPr>
+    </w:p>
+    <w:p>
+      <w:pPr>
+        <w:spacing w:line="360" w:lineRule="auto"/>
+        <w:rPr>
+          <w:rFonts w:ascii="Arial" w:hAnsi="Arial" w:cs="Arial"/>
+        </w:rPr>
+      </w:pPr>
+    </w:p>
+    <w:p>
+      <w:pPr>
+        <w:spacing w:line="360" w:lineRule="auto"/>
         <w:rPr>
           <w:rFonts w:ascii="Arial" w:hAnsi="Arial" w:cs="Arial"/>
         </w:rPr>
@@ -3119,6 +3397,7 @@
           </w:tcPr>
           <w:p>
             <w:pPr>
+              <w:spacing w:line="360" w:lineRule="auto"/>
               <w:rPr>
                 <w:rFonts w:ascii="Arial" w:hAnsi="Arial" w:cs="Arial"/>
                 <w:b/>
@@ -3131,7 +3410,6 @@
                 <w:b/>
                 <w:bCs/>
               </w:rPr>
-              <w:lastRenderedPageBreak/>
               <w:t>Field</w:t>
             </w:r>
           </w:p>
@@ -3142,6 +3420,7 @@
           </w:tcPr>
           <w:p>
             <w:pPr>
+              <w:spacing w:line="360" w:lineRule="auto"/>
               <w:rPr>
                 <w:rFonts w:ascii="Arial" w:hAnsi="Arial" w:cs="Arial"/>
                 <w:b/>
@@ -3164,6 +3443,7 @@
           </w:tcPr>
           <w:p>
             <w:pPr>
+              <w:spacing w:line="360" w:lineRule="auto"/>
               <w:rPr>
                 <w:rFonts w:ascii="Arial" w:hAnsi="Arial" w:cs="Arial"/>
                 <w:b/>
@@ -3188,6 +3468,7 @@
           </w:tcPr>
           <w:p>
             <w:pPr>
+              <w:spacing w:line="360" w:lineRule="auto"/>
               <w:rPr>
                 <w:rFonts w:ascii="Arial" w:hAnsi="Arial" w:cs="Arial"/>
               </w:rPr>
@@ -3206,6 +3487,7 @@
           </w:tcPr>
           <w:p>
             <w:pPr>
+              <w:spacing w:line="360" w:lineRule="auto"/>
               <w:rPr>
                 <w:rFonts w:ascii="Arial" w:hAnsi="Arial" w:cs="Arial"/>
               </w:rPr>
@@ -3224,6 +3506,7 @@
           </w:tcPr>
           <w:p>
             <w:pPr>
+              <w:spacing w:line="360" w:lineRule="auto"/>
               <w:rPr>
                 <w:rFonts w:ascii="Arial" w:hAnsi="Arial" w:cs="Arial"/>
               </w:rPr>
@@ -3245,6 +3528,7 @@
           </w:p>
           <w:p>
             <w:pPr>
+              <w:spacing w:line="360" w:lineRule="auto"/>
               <w:rPr>
                 <w:rFonts w:ascii="Arial" w:hAnsi="Arial" w:cs="Arial"/>
               </w:rPr>
@@ -3252,6 +3536,7 @@
           </w:p>
           <w:p>
             <w:pPr>
+              <w:spacing w:line="360" w:lineRule="auto"/>
               <w:rPr>
                 <w:rFonts w:ascii="Arial" w:hAnsi="Arial" w:cs="Arial"/>
               </w:rPr>
@@ -3279,6 +3564,7 @@
           </w:p>
           <w:p>
             <w:pPr>
+              <w:spacing w:line="360" w:lineRule="auto"/>
               <w:rPr>
                 <w:rFonts w:ascii="Arial" w:hAnsi="Arial" w:cs="Arial"/>
                 <w:b/>
@@ -3288,6 +3574,7 @@
           </w:p>
           <w:p>
             <w:pPr>
+              <w:spacing w:line="360" w:lineRule="auto"/>
               <w:rPr>
                 <w:rFonts w:ascii="Arial" w:hAnsi="Arial" w:cs="Arial"/>
               </w:rPr>
@@ -3309,6 +3596,7 @@
           </w:p>
           <w:p>
             <w:pPr>
+              <w:spacing w:line="360" w:lineRule="auto"/>
               <w:rPr>
                 <w:rFonts w:ascii="Arial" w:hAnsi="Arial" w:cs="Arial"/>
               </w:rPr>
@@ -3316,6 +3604,7 @@
           </w:p>
           <w:p>
             <w:pPr>
+              <w:spacing w:line="360" w:lineRule="auto"/>
               <w:rPr>
                 <w:rFonts w:ascii="Arial" w:hAnsi="Arial" w:cs="Arial"/>
               </w:rPr>
@@ -3330,6 +3619,7 @@
           </w:tcPr>
           <w:p>
             <w:pPr>
+              <w:spacing w:line="360" w:lineRule="auto"/>
               <w:rPr>
                 <w:rFonts w:ascii="Arial" w:hAnsi="Arial" w:cs="Arial"/>
               </w:rPr>
@@ -3338,6 +3628,7 @@
               <w:rPr>
                 <w:rFonts w:ascii="Arial" w:hAnsi="Arial" w:cs="Arial"/>
               </w:rPr>
+              <w:lastRenderedPageBreak/>
               <w:t>Export Status Message</w:t>
             </w:r>
           </w:p>
@@ -3348,6 +3639,7 @@
           </w:tcPr>
           <w:p>
             <w:pPr>
+              <w:spacing w:line="360" w:lineRule="auto"/>
               <w:rPr>
                 <w:rFonts w:ascii="Arial" w:hAnsi="Arial" w:cs="Arial"/>
               </w:rPr>
@@ -3372,6 +3664,7 @@
           </w:tcPr>
           <w:p>
             <w:pPr>
+              <w:spacing w:line="360" w:lineRule="auto"/>
               <w:rPr>
                 <w:rFonts w:ascii="Arial" w:hAnsi="Arial" w:cs="Arial"/>
               </w:rPr>
@@ -3407,6 +3700,7 @@
           </w:p>
           <w:p>
             <w:pPr>
+              <w:spacing w:line="360" w:lineRule="auto"/>
               <w:rPr>
                 <w:rFonts w:ascii="Arial" w:hAnsi="Arial" w:cs="Arial"/>
                 <w:b/>
@@ -3416,6 +3710,7 @@
           </w:p>
           <w:p>
             <w:pPr>
+              <w:spacing w:line="360" w:lineRule="auto"/>
               <w:rPr>
                 <w:rFonts w:ascii="Arial" w:hAnsi="Arial" w:cs="Arial"/>
                 <w:b/>
@@ -3447,6 +3742,7 @@
           </w:p>
           <w:p>
             <w:pPr>
+              <w:spacing w:line="360" w:lineRule="auto"/>
               <w:rPr>
                 <w:rFonts w:ascii="Arial" w:hAnsi="Arial" w:cs="Arial"/>
                 <w:b/>
@@ -3456,6 +3752,7 @@
           </w:p>
           <w:p>
             <w:pPr>
+              <w:spacing w:line="360" w:lineRule="auto"/>
               <w:rPr>
                 <w:rFonts w:ascii="Arial" w:hAnsi="Arial" w:cs="Arial"/>
               </w:rPr>
@@ -3472,6 +3769,7 @@
     </w:tbl>
     <w:p>
       <w:pPr>
+        <w:spacing w:line="360" w:lineRule="auto"/>
         <w:rPr>
           <w:rFonts w:ascii="Arial" w:hAnsi="Arial" w:cs="Arial"/>
         </w:rPr>
@@ -3479,6 +3777,7 @@
     </w:p>
     <w:p>
       <w:pPr>
+        <w:spacing w:line="360" w:lineRule="auto"/>
         <w:rPr>
           <w:rFonts w:ascii="Arial" w:hAnsi="Arial" w:cs="Arial"/>
           <w:lang w:val="en-US"/>
@@ -3487,6 +3786,7 @@
     </w:p>
     <w:p>
       <w:pPr>
+        <w:spacing w:line="360" w:lineRule="auto"/>
         <w:rPr>
           <w:rFonts w:ascii="Arial" w:hAnsi="Arial" w:cs="Arial"/>
           <w:color w:val="0D0D0D"/>
@@ -3496,6 +3796,7 @@
     </w:p>
     <w:p>
       <w:pPr>
+        <w:spacing w:line="360" w:lineRule="auto"/>
         <w:rPr>
           <w:rFonts w:ascii="Segoe UI" w:hAnsi="Segoe UI" w:cs="Segoe UI"/>
           <w:color w:val="0D0D0D"/>
@@ -3540,7 +3841,7 @@
                     <pic:cNvPicPr/>
                   </pic:nvPicPr>
                   <pic:blipFill>
-                    <a:blip r:embed="rId18"/>
+                    <a:blip r:embed="rId19"/>
                     <a:stretch>
                       <a:fillRect/>
                     </a:stretch>
@@ -3563,6 +3864,7 @@
     </w:p>
     <w:p>
       <w:pPr>
+        <w:spacing w:line="360" w:lineRule="auto"/>
         <w:rPr>
           <w:rFonts w:ascii="Segoe UI" w:hAnsi="Segoe UI" w:cs="Segoe UI"/>
           <w:color w:val="0D0D0D"/>
@@ -3572,11 +3874,11 @@
     </w:p>
     <w:p>
       <w:pPr>
+        <w:spacing w:line="360" w:lineRule="auto"/>
         <w:rPr>
           <w:rFonts w:ascii="Arial" w:hAnsi="Arial" w:cs="Arial"/>
           <w:color w:val="0D0D0D"/>
           <w:shd w:val="clear" w:color="auto" w:fill="FFFFFF"/>
-          <w:lang w:val="en-PK"/>
         </w:rPr>
       </w:pPr>
       <w:r>
@@ -3584,7 +3886,6 @@
           <w:rFonts w:ascii="Arial" w:hAnsi="Arial" w:cs="Arial"/>
           <w:color w:val="0D0D0D"/>
           <w:shd w:val="clear" w:color="auto" w:fill="FFFFFF"/>
-          <w:lang w:val="en-PK"/>
         </w:rPr>
         <w:t xml:space="preserve">Furthermore, in the case of orders where ASN exports have been successfully completed, the </w:t>
       </w:r>
@@ -3593,7 +3894,6 @@
           <w:rFonts w:ascii="Arial" w:hAnsi="Arial" w:cs="Arial"/>
           <w:color w:val="0D0D0D"/>
           <w:shd w:val="clear" w:color="auto" w:fill="FFFFFF"/>
-          <w:lang w:val="en-PK"/>
         </w:rPr>
         <w:t xml:space="preserve">order level </w:t>
       </w:r>
@@ -3602,18 +3902,17 @@
           <w:rFonts w:ascii="Arial" w:hAnsi="Arial" w:cs="Arial"/>
           <w:color w:val="0D0D0D"/>
           <w:shd w:val="clear" w:color="auto" w:fill="FFFFFF"/>
-          <w:lang w:val="en-PK"/>
         </w:rPr>
         <w:t>attribute is set to "true."</w:t>
       </w:r>
     </w:p>
     <w:p>
       <w:pPr>
+        <w:spacing w:line="360" w:lineRule="auto"/>
         <w:rPr>
           <w:rFonts w:ascii="Arial" w:hAnsi="Arial" w:cs="Arial"/>
           <w:color w:val="0D0D0D"/>
           <w:shd w:val="clear" w:color="auto" w:fill="FFFFFF"/>
-          <w:lang w:val="en-PK"/>
         </w:rPr>
       </w:pPr>
       <w:r>
@@ -3622,7 +3921,6 @@
           <w:noProof/>
           <w:color w:val="0D0D0D"/>
           <w:shd w:val="clear" w:color="auto" w:fill="FFFFFF"/>
-          <w:lang w:val="en-PK"/>
         </w:rPr>
         <w:drawing>
           <wp:inline distT="0" distB="0" distL="0" distR="0" wp14:anchorId="670F2E6A" wp14:editId="7521DAE5">
@@ -3640,7 +3938,7 @@
                     <pic:cNvPicPr/>
                   </pic:nvPicPr>
                   <pic:blipFill>
-                    <a:blip r:embed="rId19"/>
+                    <a:blip r:embed="rId20"/>
                     <a:stretch>
                       <a:fillRect/>
                     </a:stretch>
@@ -3663,104 +3961,11 @@
     </w:p>
     <w:p>
       <w:pPr>
+        <w:spacing w:line="360" w:lineRule="auto"/>
         <w:rPr>
           <w:rFonts w:ascii="Segoe UI" w:hAnsi="Segoe UI" w:cs="Segoe UI"/>
           <w:color w:val="0D0D0D"/>
           <w:shd w:val="clear" w:color="auto" w:fill="FFFFFF"/>
-          <w:lang w:val="en-PK"/>
-        </w:rPr>
-      </w:pPr>
-    </w:p>
-    <w:p>
-      <w:pPr>
-        <w:rPr>
-          <w:rFonts w:ascii="Segoe UI" w:hAnsi="Segoe UI" w:cs="Segoe UI"/>
-          <w:color w:val="0D0D0D"/>
-          <w:shd w:val="clear" w:color="auto" w:fill="FFFFFF"/>
-          <w:lang w:val="en-PK"/>
-        </w:rPr>
-      </w:pPr>
-      <w:r>
-        <w:rPr>
-          <w:rFonts w:ascii="Arial" w:hAnsi="Arial" w:cs="Arial"/>
-          <w:color w:val="0D0D0D"/>
-          <w:shd w:val="clear" w:color="auto" w:fill="FFFFFF"/>
-          <w:lang w:val="en-PK"/>
-        </w:rPr>
-        <w:t xml:space="preserve">The feature can be controlled from the BM module. Clicking on the Configurations will open the returns configuration page. The preference ESW Checkout Only Package Export can be used as a toggle switch </w:t>
-      </w:r>
-      <w:r>
-        <w:rPr>
-          <w:rFonts w:ascii="Arial" w:hAnsi="Arial" w:cs="Arial"/>
-          <w:color w:val="0D0D0D"/>
-          <w:shd w:val="clear" w:color="auto" w:fill="FFFFFF"/>
-          <w:lang w:val="en-PK"/>
-        </w:rPr>
-        <w:lastRenderedPageBreak/>
-        <w:t>for this feature.</w:t>
-      </w:r>
-      <w:r>
-        <w:rPr>
-          <w:rFonts w:ascii="Segoe UI" w:hAnsi="Segoe UI" w:cs="Segoe UI"/>
-          <w:noProof/>
-          <w:color w:val="0D0D0D"/>
-          <w:shd w:val="clear" w:color="auto" w:fill="FFFFFF"/>
-          <w:lang w:val="en-PK"/>
-        </w:rPr>
-        <w:drawing>
-          <wp:inline distT="0" distB="0" distL="0" distR="0" wp14:anchorId="134BB47D" wp14:editId="3437FA2A">
-            <wp:extent cx="5943600" cy="2214880"/>
-            <wp:effectExtent l="0" t="0" r="0" b="0"/>
-            <wp:docPr id="872667062" name="Picture 1" descr="A screenshot of a computer&#10;&#10;Description automatically generated"/>
-            <wp:cNvGraphicFramePr>
-              <a:graphicFrameLocks xmlns:a="http://schemas.openxmlformats.org/drawingml/2006/main" noChangeAspect="1"/>
-            </wp:cNvGraphicFramePr>
-            <a:graphic xmlns:a="http://schemas.openxmlformats.org/drawingml/2006/main">
-              <a:graphicData uri="http://schemas.openxmlformats.org/drawingml/2006/picture">
-                <pic:pic xmlns:pic="http://schemas.openxmlformats.org/drawingml/2006/picture">
-                  <pic:nvPicPr>
-                    <pic:cNvPr id="872667062" name="Picture 1" descr="A screenshot of a computer&#10;&#10;Description automatically generated"/>
-                    <pic:cNvPicPr/>
-                  </pic:nvPicPr>
-                  <pic:blipFill>
-                    <a:blip r:embed="rId20"/>
-                    <a:stretch>
-                      <a:fillRect/>
-                    </a:stretch>
-                  </pic:blipFill>
-                  <pic:spPr>
-                    <a:xfrm>
-                      <a:off x="0" y="0"/>
-                      <a:ext cx="5943600" cy="2214880"/>
-                    </a:xfrm>
-                    <a:prstGeom prst="rect">
-                      <a:avLst/>
-                    </a:prstGeom>
-                  </pic:spPr>
-                </pic:pic>
-              </a:graphicData>
-            </a:graphic>
-          </wp:inline>
-        </w:drawing>
-      </w:r>
-    </w:p>
-    <w:p>
-      <w:pPr>
-        <w:rPr>
-          <w:rFonts w:ascii="Segoe UI" w:hAnsi="Segoe UI" w:cs="Segoe UI"/>
-          <w:color w:val="0D0D0D"/>
-          <w:shd w:val="clear" w:color="auto" w:fill="FFFFFF"/>
-          <w:lang w:val="en-PK"/>
-        </w:rPr>
-      </w:pPr>
-    </w:p>
-    <w:p>
-      <w:pPr>
-        <w:rPr>
-          <w:rFonts w:ascii="Segoe UI" w:hAnsi="Segoe UI" w:cs="Segoe UI"/>
-          <w:color w:val="0D0D0D"/>
-          <w:shd w:val="clear" w:color="auto" w:fill="FFFFFF"/>
-          <w:lang w:val="en-PK"/>
         </w:rPr>
       </w:pPr>
     </w:p>
@@ -3771,6 +3976,7 @@
           <w:ilvl w:val="2"/>
           <w:numId w:val="28"/>
         </w:numPr>
+        <w:spacing w:line="360" w:lineRule="auto"/>
         <w:rPr>
           <w:rFonts w:ascii="Arial" w:hAnsi="Arial" w:cs="Arial"/>
           <w:sz w:val="24"/>
@@ -3778,7 +3984,7 @@
           <w:shd w:val="clear" w:color="auto" w:fill="FFFFFF"/>
         </w:rPr>
       </w:pPr>
-      <w:bookmarkStart w:id="3" w:name="_Toc160574315"/>
+      <w:bookmarkStart w:id="4" w:name="_Toc204798775"/>
       <w:r>
         <w:rPr>
           <w:rFonts w:ascii="Arial" w:hAnsi="Arial" w:cs="Arial"/>
@@ -3786,12 +3992,14 @@
           <w:szCs w:val="24"/>
           <w:shd w:val="clear" w:color="auto" w:fill="FFFFFF"/>
         </w:rPr>
+        <w:lastRenderedPageBreak/>
         <w:t>Automated Export</w:t>
       </w:r>
-      <w:bookmarkEnd w:id="3"/>
+      <w:bookmarkEnd w:id="4"/>
     </w:p>
     <w:p>
       <w:pPr>
+        <w:spacing w:line="360" w:lineRule="auto"/>
         <w:rPr>
           <w:rFonts w:ascii="Arial" w:hAnsi="Arial" w:cs="Arial"/>
           <w:shd w:val="clear" w:color="auto" w:fill="FFFFFF"/>
@@ -3807,6 +4015,7 @@
     </w:p>
     <w:p>
       <w:pPr>
+        <w:spacing w:line="360" w:lineRule="auto"/>
         <w:rPr>
           <w:rFonts w:ascii="Arial" w:hAnsi="Arial" w:cs="Arial"/>
           <w:shd w:val="clear" w:color="auto" w:fill="FFFFFF"/>
@@ -3860,13 +4069,13 @@
         <w:pBdr>
           <w:bottom w:val="single" w:sz="6" w:space="1" w:color="auto"/>
         </w:pBdr>
+        <w:spacing w:line="360" w:lineRule="auto"/>
         <w:jc w:val="center"/>
         <w:rPr>
           <w:rFonts w:ascii="Arial" w:eastAsia="Times New Roman" w:hAnsi="Arial" w:cs="Arial"/>
           <w:vanish/>
           <w:sz w:val="16"/>
           <w:szCs w:val="16"/>
-          <w:lang w:val="en-PK" w:eastAsia="en-PK"/>
         </w:rPr>
       </w:pPr>
       <w:r>
@@ -3875,7 +4084,6 @@
           <w:vanish/>
           <w:sz w:val="16"/>
           <w:szCs w:val="16"/>
-          <w:lang w:val="en-PK" w:eastAsia="en-PK"/>
         </w:rPr>
         <w:t>Top of Form</w:t>
       </w:r>
@@ -3887,13 +4095,14 @@
           <w:ilvl w:val="1"/>
           <w:numId w:val="28"/>
         </w:numPr>
+        <w:spacing w:line="360" w:lineRule="auto"/>
         <w:rPr>
           <w:sz w:val="28"/>
           <w:szCs w:val="28"/>
           <w:shd w:val="clear" w:color="auto" w:fill="FFFFFF"/>
         </w:rPr>
       </w:pPr>
-      <w:bookmarkStart w:id="4" w:name="_Toc160574316"/>
+      <w:bookmarkStart w:id="5" w:name="_Toc204798776"/>
       <w:r>
         <w:rPr>
           <w:rFonts w:ascii="Arial" w:hAnsi="Arial" w:cs="Arial"/>
@@ -3903,10 +4112,11 @@
         </w:rPr>
         <w:t>ESW-&gt;SFCC Order Return</w:t>
       </w:r>
-      <w:bookmarkEnd w:id="4"/>
+      <w:bookmarkEnd w:id="5"/>
     </w:p>
     <w:p>
       <w:pPr>
+        <w:spacing w:line="360" w:lineRule="auto"/>
         <w:rPr>
           <w:rFonts w:ascii="Segoe UI" w:hAnsi="Segoe UI" w:cs="Segoe UI"/>
           <w:color w:val="0D0D0D"/>
@@ -3916,6 +4126,7 @@
     </w:p>
     <w:p>
       <w:pPr>
+        <w:spacing w:line="360" w:lineRule="auto"/>
         <w:rPr>
           <w:rFonts w:ascii="Arial" w:hAnsi="Arial" w:cs="Arial"/>
           <w:lang w:val="en-US"/>
@@ -3925,6 +4136,7 @@
     <w:p>
       <w:pPr>
         <w:pStyle w:val="p"/>
+        <w:spacing w:line="360" w:lineRule="auto"/>
         <w:jc w:val="both"/>
         <w:rPr>
           <w:sz w:val="20"/>
@@ -3937,7 +4149,6 @@
           <w:sz w:val="20"/>
           <w:szCs w:val="20"/>
         </w:rPr>
-        <w:lastRenderedPageBreak/>
         <w:drawing>
           <wp:inline distT="0" distB="0" distL="0" distR="0" wp14:anchorId="4D63F671" wp14:editId="315B6689">
             <wp:extent cx="5753100" cy="4241066"/>
@@ -3988,25 +4199,28 @@
           <w:ilvl w:val="2"/>
           <w:numId w:val="28"/>
         </w:numPr>
+        <w:spacing w:line="360" w:lineRule="auto"/>
         <w:jc w:val="both"/>
         <w:rPr>
           <w:rFonts w:ascii="Arial" w:hAnsi="Arial" w:cs="Arial"/>
           <w:sz w:val="28"/>
         </w:rPr>
       </w:pPr>
-      <w:bookmarkStart w:id="5" w:name="_Toc160574317"/>
+      <w:bookmarkStart w:id="6" w:name="_Toc204798777"/>
       <w:r>
         <w:rPr>
           <w:rFonts w:ascii="Arial" w:hAnsi="Arial" w:cs="Arial"/>
           <w:sz w:val="28"/>
         </w:rPr>
+        <w:lastRenderedPageBreak/>
         <w:t>ESW Webhooks Configuration</w:t>
       </w:r>
-      <w:bookmarkEnd w:id="5"/>
+      <w:bookmarkEnd w:id="6"/>
     </w:p>
     <w:p>
       <w:pPr>
         <w:pStyle w:val="p"/>
+        <w:spacing w:line="360" w:lineRule="auto"/>
         <w:jc w:val="both"/>
         <w:rPr>
           <w:sz w:val="20"/>
@@ -4045,6 +4259,7 @@
     <w:p>
       <w:pPr>
         <w:pStyle w:val="p"/>
+        <w:spacing w:line="360" w:lineRule="auto"/>
         <w:jc w:val="both"/>
         <w:rPr>
           <w:b/>
@@ -4102,6 +4317,7 @@
     <w:p>
       <w:pPr>
         <w:pStyle w:val="p"/>
+        <w:spacing w:line="360" w:lineRule="auto"/>
         <w:jc w:val="both"/>
         <w:rPr>
           <w:rFonts w:eastAsiaTheme="minorEastAsia"/>
@@ -4135,6 +4351,7 @@
     <w:p>
       <w:pPr>
         <w:pStyle w:val="p"/>
+        <w:spacing w:line="360" w:lineRule="auto"/>
         <w:jc w:val="both"/>
         <w:rPr>
           <w:sz w:val="20"/>
@@ -4156,13 +4373,14 @@
           <w:ilvl w:val="2"/>
           <w:numId w:val="28"/>
         </w:numPr>
+        <w:spacing w:line="360" w:lineRule="auto"/>
         <w:jc w:val="both"/>
         <w:rPr>
           <w:rFonts w:ascii="Arial" w:hAnsi="Arial" w:cs="Arial"/>
           <w:sz w:val="28"/>
         </w:rPr>
       </w:pPr>
-      <w:bookmarkStart w:id="6" w:name="_Toc160574318"/>
+      <w:bookmarkStart w:id="7" w:name="_Toc204798778"/>
       <w:r>
         <w:rPr>
           <w:rFonts w:ascii="Arial" w:hAnsi="Arial" w:cs="Arial"/>
@@ -4184,11 +4402,12 @@
         </w:rPr>
         <w:t xml:space="preserve"> Order in SFCC</w:t>
       </w:r>
-      <w:bookmarkEnd w:id="6"/>
+      <w:bookmarkEnd w:id="7"/>
     </w:p>
     <w:p>
       <w:pPr>
         <w:pStyle w:val="p"/>
+        <w:spacing w:line="360" w:lineRule="auto"/>
         <w:ind w:left="360"/>
         <w:jc w:val="both"/>
         <w:rPr>
@@ -4211,6 +4430,7 @@
     <w:p>
       <w:pPr>
         <w:pStyle w:val="p"/>
+        <w:spacing w:line="360" w:lineRule="auto"/>
         <w:ind w:left="360"/>
         <w:jc w:val="both"/>
         <w:rPr>
@@ -4282,6 +4502,7 @@
           <w:ilvl w:val="0"/>
           <w:numId w:val="31"/>
         </w:numPr>
+        <w:spacing w:line="360" w:lineRule="auto"/>
         <w:jc w:val="both"/>
         <w:rPr>
           <w:sz w:val="20"/>
@@ -4293,7 +4514,6 @@
           <w:sz w:val="20"/>
           <w:szCs w:val="20"/>
         </w:rPr>
-        <w:lastRenderedPageBreak/>
         <w:t xml:space="preserve">SFCC endpoint will park cancelled order data in SFCC custom objects </w:t>
       </w:r>
       <w:r>
@@ -4369,6 +4589,7 @@
     <w:p>
       <w:pPr>
         <w:pStyle w:val="p"/>
+        <w:spacing w:line="360" w:lineRule="auto"/>
         <w:ind w:left="720"/>
         <w:jc w:val="both"/>
         <w:rPr>
@@ -4426,6 +4647,7 @@
           <w:ilvl w:val="0"/>
           <w:numId w:val="28"/>
         </w:numPr>
+        <w:spacing w:line="360" w:lineRule="auto"/>
         <w:ind w:left="0" w:firstLine="0"/>
         <w:jc w:val="both"/>
         <w:rPr>
@@ -4437,8 +4659,8 @@
           <w:szCs w:val="28"/>
         </w:rPr>
       </w:pPr>
-      <w:bookmarkStart w:id="7" w:name="_Toc72738348"/>
-      <w:bookmarkStart w:id="8" w:name="_Toc160574319"/>
+      <w:bookmarkStart w:id="8" w:name="_Toc72738348"/>
+      <w:bookmarkStart w:id="9" w:name="_Toc204798779"/>
       <w:r>
         <w:rPr>
           <w:rFonts w:ascii="Arial" w:hAnsi="Arial" w:cs="Arial"/>
@@ -4483,8 +4705,8 @@
         </w:rPr>
         <w:t xml:space="preserve"> Integration Configuration</w:t>
       </w:r>
-      <w:bookmarkEnd w:id="7"/>
       <w:bookmarkEnd w:id="8"/>
+      <w:bookmarkEnd w:id="9"/>
     </w:p>
     <w:p>
       <w:pPr>
@@ -4493,6 +4715,7 @@
           <w:ilvl w:val="1"/>
           <w:numId w:val="28"/>
         </w:numPr>
+        <w:spacing w:line="360" w:lineRule="auto"/>
         <w:jc w:val="both"/>
         <w:rPr>
           <w:rFonts w:ascii="Arial" w:hAnsi="Arial" w:cs="Arial"/>
@@ -4500,8 +4723,8 @@
           <w:szCs w:val="28"/>
         </w:rPr>
       </w:pPr>
-      <w:bookmarkStart w:id="9" w:name="_Toc160574320"/>
-      <w:bookmarkStart w:id="10" w:name="ESW_Package_Integration_Configuration"/>
+      <w:bookmarkStart w:id="10" w:name="_Toc204798780"/>
+      <w:bookmarkStart w:id="11" w:name="ESW_Package_Integration_Configuration"/>
       <w:r>
         <w:rPr>
           <w:rFonts w:ascii="Arial" w:hAnsi="Arial" w:cs="Arial"/>
@@ -4510,12 +4733,13 @@
         </w:rPr>
         <w:t>Import Metadata</w:t>
       </w:r>
-      <w:bookmarkEnd w:id="9"/>
+      <w:bookmarkEnd w:id="10"/>
     </w:p>
-    <w:bookmarkEnd w:id="10"/>
+    <w:bookmarkEnd w:id="11"/>
     <w:p>
       <w:pPr>
         <w:pStyle w:val="p"/>
+        <w:spacing w:line="360" w:lineRule="auto"/>
         <w:jc w:val="both"/>
         <w:rPr>
           <w:rFonts w:eastAsiaTheme="minorEastAsia"/>
@@ -4551,7 +4775,7 @@
           <w:sz w:val="20"/>
           <w:szCs w:val="20"/>
         </w:rPr>
-        <w:t>link_eshopworld\sitesdata\</w:t>
+        <w:t>link_eshopworld\</w:t>
       </w:r>
       <w:r>
         <w:rPr>
@@ -4560,6 +4784,24 @@
           <w:sz w:val="20"/>
           <w:szCs w:val="20"/>
         </w:rPr>
+        <w:t>Metadata</w:t>
+      </w:r>
+      <w:r>
+        <w:rPr>
+          <w:b/>
+          <w:bCs/>
+          <w:sz w:val="20"/>
+          <w:szCs w:val="20"/>
+        </w:rPr>
+        <w:t>\</w:t>
+      </w:r>
+      <w:r>
+        <w:rPr>
+          <w:b/>
+          <w:bCs/>
+          <w:sz w:val="20"/>
+          <w:szCs w:val="20"/>
+        </w:rPr>
         <w:t>meta</w:t>
       </w:r>
       <w:r>
@@ -4573,6 +4815,7 @@
     </w:p>
     <w:p>
       <w:pPr>
+        <w:spacing w:line="360" w:lineRule="auto"/>
         <w:jc w:val="both"/>
         <w:rPr>
           <w:rFonts w:ascii="Arial" w:hAnsi="Arial" w:cs="Arial"/>
@@ -4674,6 +4917,7 @@
           <w:ilvl w:val="0"/>
           <w:numId w:val="29"/>
         </w:numPr>
+        <w:spacing w:line="360" w:lineRule="auto"/>
         <w:jc w:val="both"/>
         <w:rPr>
           <w:rFonts w:eastAsiaTheme="minorEastAsia"/>
@@ -4740,6 +4984,7 @@
           <w:ilvl w:val="0"/>
           <w:numId w:val="29"/>
         </w:numPr>
+        <w:spacing w:line="360" w:lineRule="auto"/>
         <w:jc w:val="both"/>
         <w:rPr>
           <w:rFonts w:eastAsiaTheme="minorEastAsia"/>
@@ -4792,13 +5037,12 @@
           <w:numId w:val="29"/>
         </w:numPr>
         <w:shd w:val="clear" w:color="auto" w:fill="FFFFFF"/>
-        <w:spacing w:line="285" w:lineRule="atLeast"/>
+        <w:spacing w:line="360" w:lineRule="auto"/>
         <w:rPr>
           <w:rFonts w:ascii="Arial" w:eastAsia="Times New Roman" w:hAnsi="Arial" w:cs="Arial"/>
           <w:b/>
           <w:bCs/>
           <w:color w:val="000000"/>
-          <w:lang w:val="en-PK" w:eastAsia="en-PK"/>
         </w:rPr>
       </w:pPr>
       <w:r>
@@ -4807,8 +5051,9 @@
           <w:b/>
           <w:bCs/>
           <w:color w:val="000000" w:themeColor="text1"/>
-          <w:lang w:val="en-US" w:eastAsia="en-PK"/>
-        </w:rPr>
+          <w:lang w:val="en-US"/>
+        </w:rPr>
+        <w:lastRenderedPageBreak/>
         <w:t xml:space="preserve">Is </w:t>
       </w:r>
       <w:r>
@@ -4817,7 +5062,6 @@
           <w:b/>
           <w:bCs/>
           <w:color w:val="000000" w:themeColor="text1"/>
-          <w:lang w:val="en-PK" w:eastAsia="en-PK"/>
         </w:rPr>
         <w:t>E</w:t>
       </w:r>
@@ -4827,7 +5071,6 @@
           <w:b/>
           <w:bCs/>
           <w:color w:val="000000" w:themeColor="text1"/>
-          <w:lang w:val="en-PK" w:eastAsia="en-PK"/>
         </w:rPr>
         <w:t xml:space="preserve">SW </w:t>
       </w:r>
@@ -4837,7 +5080,6 @@
           <w:b/>
           <w:bCs/>
           <w:color w:val="000000" w:themeColor="text1"/>
-          <w:lang w:val="en-PK" w:eastAsia="en-PK"/>
         </w:rPr>
         <w:t>Outbound</w:t>
       </w:r>
@@ -4847,7 +5089,6 @@
           <w:b/>
           <w:bCs/>
           <w:color w:val="000000" w:themeColor="text1"/>
-          <w:lang w:val="en-PK" w:eastAsia="en-PK"/>
         </w:rPr>
         <w:t xml:space="preserve"> </w:t>
       </w:r>
@@ -4857,7 +5098,6 @@
           <w:b/>
           <w:bCs/>
           <w:color w:val="000000" w:themeColor="text1"/>
-          <w:lang w:val="en-PK" w:eastAsia="en-PK"/>
         </w:rPr>
         <w:t>Shipment</w:t>
       </w:r>
@@ -4867,7 +5107,7 @@
           <w:b/>
           <w:bCs/>
           <w:color w:val="000000" w:themeColor="text1"/>
-          <w:lang w:val="en-US" w:eastAsia="en-PK"/>
+          <w:lang w:val="en-US"/>
         </w:rPr>
         <w:t xml:space="preserve"> Created</w:t>
       </w:r>
@@ -4877,7 +5117,6 @@
           <w:b/>
           <w:bCs/>
           <w:color w:val="000000" w:themeColor="text1"/>
-          <w:lang w:val="en-PK" w:eastAsia="en-PK"/>
         </w:rPr>
         <w:t xml:space="preserve">?: </w:t>
       </w:r>
@@ -4885,7 +5124,6 @@
         <w:rPr>
           <w:rFonts w:ascii="Arial" w:eastAsia="Times New Roman" w:hAnsi="Arial" w:cs="Arial"/>
           <w:color w:val="000000" w:themeColor="text1"/>
-          <w:lang w:val="en-PK" w:eastAsia="en-PK"/>
         </w:rPr>
         <w:t>Shows if the orders ASN has been successfully exported</w:t>
       </w:r>
@@ -4894,19 +5132,19 @@
       <w:pPr>
         <w:pStyle w:val="ListParagraph"/>
         <w:shd w:val="clear" w:color="auto" w:fill="FFFFFF"/>
-        <w:spacing w:line="285" w:lineRule="atLeast"/>
+        <w:spacing w:line="360" w:lineRule="auto"/>
         <w:rPr>
           <w:rFonts w:ascii="Arial" w:eastAsia="Times New Roman" w:hAnsi="Arial" w:cs="Arial"/>
           <w:b/>
           <w:bCs/>
           <w:color w:val="000000"/>
-          <w:lang w:val="en-PK" w:eastAsia="en-PK"/>
         </w:rPr>
       </w:pPr>
     </w:p>
     <w:p>
       <w:pPr>
         <w:pStyle w:val="p"/>
+        <w:spacing w:line="360" w:lineRule="auto"/>
         <w:jc w:val="both"/>
         <w:rPr>
           <w:rFonts w:eastAsiaTheme="minorEastAsia"/>
@@ -4931,11 +5169,10 @@
           <w:numId w:val="34"/>
         </w:numPr>
         <w:shd w:val="clear" w:color="auto" w:fill="FFFFFF"/>
-        <w:spacing w:line="285" w:lineRule="atLeast"/>
+        <w:spacing w:line="360" w:lineRule="auto"/>
         <w:rPr>
           <w:rFonts w:ascii="Arial" w:eastAsia="Times New Roman" w:hAnsi="Arial" w:cs="Arial"/>
           <w:color w:val="000000"/>
-          <w:lang w:val="en-PK" w:eastAsia="en-PK"/>
         </w:rPr>
       </w:pPr>
       <w:r>
@@ -4944,7 +5181,6 @@
           <w:b/>
           <w:bCs/>
           <w:color w:val="000000"/>
-          <w:lang w:val="en-PK" w:eastAsia="en-PK"/>
         </w:rPr>
         <w:t>ESW Outbound Shipment Response</w:t>
       </w:r>
@@ -4954,7 +5190,6 @@
           <w:color w:val="000000"/>
           <w:sz w:val="21"/>
           <w:szCs w:val="21"/>
-          <w:lang w:val="en-PK" w:eastAsia="en-PK"/>
         </w:rPr>
         <w:t xml:space="preserve">: </w:t>
       </w:r>
@@ -4962,7 +5197,6 @@
         <w:rPr>
           <w:rFonts w:ascii="Arial" w:eastAsia="Times New Roman" w:hAnsi="Arial" w:cs="Arial"/>
           <w:color w:val="000000"/>
-          <w:lang w:val="en-PK" w:eastAsia="en-PK"/>
         </w:rPr>
         <w:t>This attribute will be populated with Package ASN response from ESW.</w:t>
       </w:r>
@@ -4974,30 +5208,29 @@
           <w:ilvl w:val="1"/>
           <w:numId w:val="28"/>
         </w:numPr>
+        <w:spacing w:line="360" w:lineRule="auto"/>
         <w:rPr>
           <w:rFonts w:ascii="Arial" w:hAnsi="Arial" w:cs="Arial"/>
           <w:sz w:val="28"/>
           <w:szCs w:val="28"/>
-          <w:lang w:val="en-PK" w:eastAsia="en-PK"/>
-        </w:rPr>
-      </w:pPr>
-      <w:bookmarkStart w:id="11" w:name="_Toc160574321"/>
+        </w:rPr>
+      </w:pPr>
+      <w:bookmarkStart w:id="12" w:name="_Toc204798781"/>
       <w:r>
         <w:rPr>
           <w:rFonts w:ascii="Arial" w:hAnsi="Arial" w:cs="Arial"/>
           <w:sz w:val="28"/>
           <w:szCs w:val="28"/>
-          <w:lang w:val="en-PK" w:eastAsia="en-PK"/>
         </w:rPr>
         <w:t>Cartridge Path</w:t>
       </w:r>
-      <w:bookmarkEnd w:id="11"/>
+      <w:bookmarkEnd w:id="12"/>
     </w:p>
     <w:p>
       <w:pPr>
-        <w:rPr>
-          <w:rFonts w:ascii="Arial" w:hAnsi="Arial" w:cs="Arial"/>
-          <w:lang w:val="en-PK" w:eastAsia="en-PK"/>
+        <w:spacing w:line="360" w:lineRule="auto"/>
+        <w:rPr>
+          <w:rFonts w:ascii="Arial" w:hAnsi="Arial" w:cs="Arial"/>
         </w:rPr>
       </w:pPr>
       <w:r>
@@ -5025,7 +5258,7 @@
           <w:color w:val="111111"/>
           <w:shd w:val="clear" w:color="auto" w:fill="F0F0F0"/>
         </w:rPr>
-        <w:t>int_eshopworld_core:int_eshopworld_sfra:bm_eshopworld_core:bm_custom_plugin</w:t>
+        <w:t>int_eshopworld_core:bm_eshopworld_core:bm_custom_plugin</w:t>
       </w:r>
     </w:p>
     <w:p>
@@ -5035,6 +5268,7 @@
           <w:ilvl w:val="1"/>
           <w:numId w:val="28"/>
         </w:numPr>
+        <w:spacing w:line="360" w:lineRule="auto"/>
         <w:jc w:val="both"/>
         <w:rPr>
           <w:rFonts w:ascii="Arial" w:hAnsi="Arial" w:cs="Arial"/>
@@ -5042,8 +5276,8 @@
           <w:szCs w:val="28"/>
         </w:rPr>
       </w:pPr>
-      <w:bookmarkStart w:id="12" w:name="_Toc160574322"/>
-      <w:bookmarkStart w:id="13" w:name="EswOAuthService"/>
+      <w:bookmarkStart w:id="13" w:name="_Toc204798782"/>
+      <w:bookmarkStart w:id="14" w:name="EswOAuthService"/>
       <w:r>
         <w:rPr>
           <w:rFonts w:ascii="Arial" w:hAnsi="Arial" w:cs="Arial"/>
@@ -5052,12 +5286,12 @@
         </w:rPr>
         <w:t>EswOAuthService</w:t>
       </w:r>
-      <w:bookmarkEnd w:id="12"/>
+      <w:bookmarkEnd w:id="13"/>
     </w:p>
-    <w:bookmarkEnd w:id="13"/>
+    <w:bookmarkEnd w:id="14"/>
     <w:p>
       <w:pPr>
-        <w:spacing w:before="160" w:after="160" w:line="340" w:lineRule="atLeast"/>
+        <w:spacing w:before="160" w:after="160" w:line="360" w:lineRule="auto"/>
         <w:jc w:val="both"/>
         <w:rPr>
           <w:rFonts w:ascii="Arial" w:hAnsi="Arial" w:cs="Arial"/>
@@ -5075,6 +5309,7 @@
     <w:p>
       <w:pPr>
         <w:pStyle w:val="p"/>
+        <w:spacing w:line="360" w:lineRule="auto"/>
         <w:jc w:val="both"/>
         <w:rPr>
           <w:sz w:val="20"/>
@@ -5095,7 +5330,7 @@
           <w:sz w:val="20"/>
           <w:szCs w:val="20"/>
         </w:rPr>
-        <w:t>link_eshopworld\sitesdata\</w:t>
+        <w:t>link_eshopworld\</w:t>
       </w:r>
       <w:r>
         <w:rPr>
@@ -5104,7 +5339,7 @@
           <w:sz w:val="20"/>
           <w:szCs w:val="20"/>
         </w:rPr>
-        <w:t>services</w:t>
+        <w:t>Metadata</w:t>
       </w:r>
       <w:r>
         <w:rPr>
@@ -5113,11 +5348,30 @@
           <w:sz w:val="20"/>
           <w:szCs w:val="20"/>
         </w:rPr>
+        <w:t>\</w:t>
+      </w:r>
+      <w:r>
+        <w:rPr>
+          <w:b/>
+          <w:bCs/>
+          <w:sz w:val="20"/>
+          <w:szCs w:val="20"/>
+        </w:rPr>
+        <w:t>services</w:t>
+      </w:r>
+      <w:r>
+        <w:rPr>
+          <w:b/>
+          <w:bCs/>
+          <w:sz w:val="20"/>
+          <w:szCs w:val="20"/>
+        </w:rPr>
         <w:t>.xml</w:t>
       </w:r>
     </w:p>
     <w:p>
       <w:pPr>
+        <w:spacing w:line="360" w:lineRule="auto"/>
         <w:jc w:val="center"/>
         <w:rPr>
           <w:rFonts w:ascii="Arial" w:eastAsia="Times New Roman" w:hAnsi="Arial" w:cs="Arial"/>
@@ -5127,7 +5381,6 @@
         <w:rPr>
           <w:noProof/>
         </w:rPr>
-        <w:lastRenderedPageBreak/>
         <w:drawing>
           <wp:inline distT="0" distB="0" distL="0" distR="0" wp14:anchorId="4A615E9A" wp14:editId="147717D5">
             <wp:extent cx="5943600" cy="1442085"/>
@@ -5167,7 +5420,7 @@
     </w:p>
     <w:p>
       <w:pPr>
-        <w:spacing w:before="100" w:beforeAutospacing="1" w:after="100" w:afterAutospacing="1"/>
+        <w:spacing w:before="100" w:beforeAutospacing="1" w:after="100" w:afterAutospacing="1" w:line="360" w:lineRule="auto"/>
         <w:jc w:val="center"/>
         <w:rPr>
           <w:rFonts w:ascii="Arial" w:eastAsiaTheme="minorEastAsia" w:hAnsi="Arial" w:cs="Arial"/>
@@ -10547,7 +10800,6 @@
       <w:rFonts w:ascii="Times New Roman" w:eastAsia="Times New Roman" w:hAnsi="Times New Roman" w:cs="Times New Roman"/>
       <w:sz w:val="24"/>
       <w:szCs w:val="24"/>
-      <w:lang w:val="en-PK" w:eastAsia="en-PK"/>
     </w:rPr>
   </w:style>
   <w:style w:type="paragraph" w:styleId="z-TopofForm">
@@ -10571,7 +10823,6 @@
       <w:vanish/>
       <w:sz w:val="16"/>
       <w:szCs w:val="16"/>
-      <w:lang w:val="en-PK" w:eastAsia="en-PK"/>
     </w:rPr>
   </w:style>
   <w:style w:type="character" w:customStyle="1" w:styleId="z-TopofFormChar">
@@ -10586,7 +10837,6 @@
       <w:vanish/>
       <w:sz w:val="16"/>
       <w:szCs w:val="16"/>
-      <w:lang w:val="en-PK" w:eastAsia="en-PK"/>
     </w:rPr>
   </w:style>
   <w:style w:type="table" w:styleId="TableGrid">

--- a/link_eshopworld/Documentation/eShopWorld_Global_Returns_Integration.docx
+++ b/link_eshopworld/Documentation/eShopWorld_Global_Returns_Integration.docx
@@ -91,7 +91,21 @@
                                     <w:sz w:val="20"/>
                                     <w:szCs w:val="20"/>
                                   </w:rPr>
-                                  <w:t>5.0.0</w:t>
+                                  <w:t>5.</w:t>
+                                </w:r>
+                                <w:r>
+                                  <w:rPr>
+                                    <w:sz w:val="20"/>
+                                    <w:szCs w:val="20"/>
+                                  </w:rPr>
+                                  <w:t>1</w:t>
+                                </w:r>
+                                <w:r>
+                                  <w:rPr>
+                                    <w:sz w:val="20"/>
+                                    <w:szCs w:val="20"/>
+                                  </w:rPr>
+                                  <w:t>.0</w:t>
                                 </w:r>
                               </w:p>
                               <w:p>
@@ -123,7 +137,7 @@
                                     <w:sz w:val="20"/>
                                     <w:szCs w:val="20"/>
                                   </w:rPr>
-                                  <w:t>February</w:t>
+                                  <w:t>May</w:t>
                                 </w:r>
                                 <w:r>
                                   <w:rPr>
@@ -240,7 +254,21 @@
                               <w:sz w:val="20"/>
                               <w:szCs w:val="20"/>
                             </w:rPr>
-                            <w:t>5.0.0</w:t>
+                            <w:t>5.</w:t>
+                          </w:r>
+                          <w:r>
+                            <w:rPr>
+                              <w:sz w:val="20"/>
+                              <w:szCs w:val="20"/>
+                            </w:rPr>
+                            <w:t>1</w:t>
+                          </w:r>
+                          <w:r>
+                            <w:rPr>
+                              <w:sz w:val="20"/>
+                              <w:szCs w:val="20"/>
+                            </w:rPr>
+                            <w:t>.0</w:t>
                           </w:r>
                         </w:p>
                         <w:p>
@@ -272,7 +300,7 @@
                               <w:sz w:val="20"/>
                               <w:szCs w:val="20"/>
                             </w:rPr>
-                            <w:t>February</w:t>
+                            <w:t>May</w:t>
                           </w:r>
                           <w:r>
                             <w:rPr>

--- a/link_eshopworld/Documentation/eShopWorld_Global_Returns_Integration.docx
+++ b/link_eshopworld/Documentation/eShopWorld_Global_Returns_Integration.docx
@@ -105,7 +105,14 @@
                                     <w:sz w:val="20"/>
                                     <w:szCs w:val="20"/>
                                   </w:rPr>
-                                  <w:t>.0</w:t>
+                                  <w:t>.</w:t>
+                                </w:r>
+                                <w:r>
+                                  <w:rPr>
+                                    <w:sz w:val="20"/>
+                                    <w:szCs w:val="20"/>
+                                  </w:rPr>
+                                  <w:t>1</w:t>
                                 </w:r>
                               </w:p>
                               <w:p>
@@ -137,7 +144,7 @@
                                     <w:sz w:val="20"/>
                                     <w:szCs w:val="20"/>
                                   </w:rPr>
-                                  <w:t>May</w:t>
+                                  <w:t>June</w:t>
                                 </w:r>
                                 <w:r>
                                   <w:rPr>
@@ -268,7 +275,14 @@
                               <w:sz w:val="20"/>
                               <w:szCs w:val="20"/>
                             </w:rPr>
-                            <w:t>.0</w:t>
+                            <w:t>.</w:t>
+                          </w:r>
+                          <w:r>
+                            <w:rPr>
+                              <w:sz w:val="20"/>
+                              <w:szCs w:val="20"/>
+                            </w:rPr>
+                            <w:t>1</w:t>
                           </w:r>
                         </w:p>
                         <w:p>
@@ -300,7 +314,7 @@
                               <w:sz w:val="20"/>
                               <w:szCs w:val="20"/>
                             </w:rPr>
-                            <w:t>May</w:t>
+                            <w:t>June</w:t>
                           </w:r>
                           <w:r>
                             <w:rPr>

--- a/link_eshopworld/Documentation/eShopWorld_Global_Returns_Integration.docx
+++ b/link_eshopworld/Documentation/eShopWorld_Global_Returns_Integration.docx
@@ -91,7 +91,28 @@
                                     <w:sz w:val="20"/>
                                     <w:szCs w:val="20"/>
                                   </w:rPr>
-                                  <w:t>5.0.0</w:t>
+                                  <w:t>5.</w:t>
+                                </w:r>
+                                <w:r>
+                                  <w:rPr>
+                                    <w:sz w:val="20"/>
+                                    <w:szCs w:val="20"/>
+                                  </w:rPr>
+                                  <w:t>1</w:t>
+                                </w:r>
+                                <w:r>
+                                  <w:rPr>
+                                    <w:sz w:val="20"/>
+                                    <w:szCs w:val="20"/>
+                                  </w:rPr>
+                                  <w:t>.</w:t>
+                                </w:r>
+                                <w:r>
+                                  <w:rPr>
+                                    <w:sz w:val="20"/>
+                                    <w:szCs w:val="20"/>
+                                  </w:rPr>
+                                  <w:t>1</w:t>
                                 </w:r>
                               </w:p>
                               <w:p>
@@ -123,7 +144,7 @@
                                     <w:sz w:val="20"/>
                                     <w:szCs w:val="20"/>
                                   </w:rPr>
-                                  <w:t>February</w:t>
+                                  <w:t>June</w:t>
                                 </w:r>
                                 <w:r>
                                   <w:rPr>
@@ -240,7 +261,28 @@
                               <w:sz w:val="20"/>
                               <w:szCs w:val="20"/>
                             </w:rPr>
-                            <w:t>5.0.0</w:t>
+                            <w:t>5.</w:t>
+                          </w:r>
+                          <w:r>
+                            <w:rPr>
+                              <w:sz w:val="20"/>
+                              <w:szCs w:val="20"/>
+                            </w:rPr>
+                            <w:t>1</w:t>
+                          </w:r>
+                          <w:r>
+                            <w:rPr>
+                              <w:sz w:val="20"/>
+                              <w:szCs w:val="20"/>
+                            </w:rPr>
+                            <w:t>.</w:t>
+                          </w:r>
+                          <w:r>
+                            <w:rPr>
+                              <w:sz w:val="20"/>
+                              <w:szCs w:val="20"/>
+                            </w:rPr>
+                            <w:t>1</w:t>
                           </w:r>
                         </w:p>
                         <w:p>
@@ -272,7 +314,7 @@
                               <w:sz w:val="20"/>
                               <w:szCs w:val="20"/>
                             </w:rPr>
-                            <w:t>February</w:t>
+                            <w:t>June</w:t>
                           </w:r>
                           <w:r>
                             <w:rPr>
